--- a/p2-python-kurs/Lektion 4.4 – Kodstandard och struktur (gemensam).docx
+++ b/p2-python-kurs/Lektion 4.4 – Kodstandard och struktur (gemensam).docx
@@ -1,33 +1,34 @@
 
 <file path=word/document.xml><?xml version="1.0" encoding="utf-8"?>
-<w:document xmlns:mc="http://schemas.openxmlformats.org/markup-compatibility/2006" xmlns:o="urn:schemas-microsoft-com:office:office" xmlns:r="http://schemas.openxmlformats.org/officeDocument/2006/relationships" xmlns:m="http://schemas.openxmlformats.org/officeDocument/2006/math" xmlns:v="urn:schemas-microsoft-com:vml" xmlns:wp="http://schemas.openxmlformats.org/drawingml/2006/wordprocessingDrawing" xmlns:w10="urn:schemas-microsoft-com:office:word" xmlns:w="http://schemas.openxmlformats.org/wordprocessingml/2006/main" xmlns:wne="http://schemas.microsoft.com/office/word/2006/wordml" xmlns:sl="http://schemas.openxmlformats.org/schemaLibrary/2006/main" xmlns:a="http://schemas.openxmlformats.org/drawingml/2006/main" xmlns:pic="http://schemas.openxmlformats.org/drawingml/2006/picture" xmlns:c="http://schemas.openxmlformats.org/drawingml/2006/chart" xmlns:lc="http://schemas.openxmlformats.org/drawingml/2006/lockedCanvas" xmlns:dgm="http://schemas.openxmlformats.org/drawingml/2006/diagram" xmlns:wps="http://schemas.microsoft.com/office/word/2010/wordprocessingShape" xmlns:wpg="http://schemas.microsoft.com/office/word/2010/wordprocessingGroup" xmlns:w14="http://schemas.microsoft.com/office/word/2010/wordml" xmlns:w15="http://schemas.microsoft.com/office/word/2012/wordml" xmlns:w16="http://schemas.microsoft.com/office/word/2018/wordml" xmlns:w16cex="http://schemas.microsoft.com/office/word/2018/wordml/cex" xmlns:w16cid="http://schemas.microsoft.com/office/word/2016/wordml/cid" xmlns="http://schemas.microsoft.com/office/tasks/2019/documenttasks" xmlns:cr="http://schemas.microsoft.com/office/comments/2020/reactions">
+<w:document xmlns:wpc="http://schemas.microsoft.com/office/word/2010/wordprocessingCanvas" xmlns:cx="http://schemas.microsoft.com/office/drawing/2014/chartex" xmlns:cx1="http://schemas.microsoft.com/office/drawing/2015/9/8/chartex" xmlns:cx2="http://schemas.microsoft.com/office/drawing/2015/10/21/chartex" xmlns:cx3="http://schemas.microsoft.com/office/drawing/2016/5/9/chartex" xmlns:cx4="http://schemas.microsoft.com/office/drawing/2016/5/10/chartex" xmlns:cx5="http://schemas.microsoft.com/office/drawing/2016/5/11/chartex" xmlns:cx6="http://schemas.microsoft.com/office/drawing/2016/5/12/chartex" xmlns:cx7="http://schemas.microsoft.com/office/drawing/2016/5/13/chartex" xmlns:cx8="http://schemas.microsoft.com/office/drawing/2016/5/14/chartex" xmlns:mc="http://schemas.openxmlformats.org/markup-compatibility/2006" xmlns:aink="http://schemas.microsoft.com/office/drawing/2016/ink" xmlns:am3d="http://schemas.microsoft.com/office/drawing/2017/model3d" xmlns:o="urn:schemas-microsoft-com:office:office" xmlns:oel="http://schemas.microsoft.com/office/2019/extlst" xmlns:r="http://schemas.openxmlformats.org/officeDocument/2006/relationships" xmlns:m="http://schemas.openxmlformats.org/officeDocument/2006/math" xmlns:v="urn:schemas-microsoft-com:vml" xmlns:wp14="http://schemas.microsoft.com/office/word/2010/wordprocessingDrawing" xmlns:wp="http://schemas.openxmlformats.org/drawingml/2006/wordprocessingDrawing" xmlns:w10="urn:schemas-microsoft-com:office:word" xmlns:w="http://schemas.openxmlformats.org/wordprocessingml/2006/main" xmlns:w14="http://schemas.microsoft.com/office/word/2010/wordml" xmlns:w15="http://schemas.microsoft.com/office/word/2012/wordml" xmlns:w16cex="http://schemas.microsoft.com/office/word/2018/wordml/cex" xmlns:w16cid="http://schemas.microsoft.com/office/word/2016/wordml/cid" xmlns:w16="http://schemas.microsoft.com/office/word/2018/wordml" xmlns:w16du="http://schemas.microsoft.com/office/word/2023/wordml/word16du" xmlns:w16sdtdh="http://schemas.microsoft.com/office/word/2020/wordml/sdtdatahash" xmlns:w16sdtfl="http://schemas.microsoft.com/office/word/2024/wordml/sdtformatlock" xmlns:w16se="http://schemas.microsoft.com/office/word/2015/wordml/symex" xmlns:wpg="http://schemas.microsoft.com/office/word/2010/wordprocessingGroup" xmlns:wpi="http://schemas.microsoft.com/office/word/2010/wordprocessingInk" xmlns:wne="http://schemas.microsoft.com/office/word/2006/wordml" xmlns:wps="http://schemas.microsoft.com/office/word/2010/wordprocessingShape" mc:Ignorable="w14 w15 w16se w16cid w16 w16cex w16sdtdh w16sdtfl w16du wp14">
   <w:body>
     <w:p>
       <w:pPr>
         <w:pStyle w:val="Heading3"/>
         <w:keepNext w:val="0"/>
         <w:keepLines w:val="0"/>
-        <w:spacing w:before="280" w:lineRule="auto"/>
-        <w:rPr>
-          <w:b w:val="1"/>
-          <w:bCs w:val="1"/>
+        <w:spacing w:before="280"/>
+        <w:rPr>
+          <w:b/>
+          <w:bCs/>
           <w:color w:val="000000"/>
           <w:sz w:val="26"/>
           <w:szCs w:val="26"/>
-        </w:rPr>
-      </w:pPr>
-      <w:bookmarkStart w:colFirst="0" w:colLast="0" w:name="_fvamca3gw4cf" w:id="0"/>
+          <w:lang w:val="sv-SE"/>
+        </w:rPr>
+      </w:pPr>
+      <w:bookmarkStart w:id="0" w:name="_fvamca3gw4cf" w:colFirst="0" w:colLast="0"/>
       <w:bookmarkEnd w:id="0"/>
       <w:r>
         <w:rPr>
-          <w:b w:val="1"/>
-          <w:bCs w:val="1"/>
+          <w:b/>
+          <w:bCs/>
           <w:color w:val="000000"/>
           <w:sz w:val="26"/>
           <w:szCs w:val="26"/>
-          <w:rtl w:val="0"/>
-        </w:rPr>
-        <w:t xml:space="preserve">Lektion 4.4 – Kodstandard och struktur (gemensam)</w:t>
+          <w:lang w:val="sv-SE"/>
+        </w:rPr>
+        <w:t>Lektion 4.4 – Kodstandard och struktur (gemensam)</w:t>
       </w:r>
     </w:p>
     <w:p>
@@ -35,39 +36,42 @@
         <w:pStyle w:val="Heading4"/>
         <w:keepNext w:val="0"/>
         <w:keepLines w:val="0"/>
-        <w:spacing w:after="40" w:before="240" w:lineRule="auto"/>
-        <w:rPr>
-          <w:b w:val="1"/>
-          <w:bCs w:val="1"/>
+        <w:spacing w:before="240" w:after="40"/>
+        <w:rPr>
+          <w:b/>
+          <w:bCs/>
           <w:color w:val="000000"/>
           <w:sz w:val="22"/>
           <w:szCs w:val="22"/>
-        </w:rPr>
-      </w:pPr>
-      <w:bookmarkStart w:colFirst="0" w:colLast="0" w:name="_kdp4jbqy4pdi" w:id="1"/>
+          <w:lang w:val="sv-SE"/>
+        </w:rPr>
+      </w:pPr>
+      <w:bookmarkStart w:id="1" w:name="_kdp4jbqy4pdi" w:colFirst="0" w:colLast="0"/>
       <w:bookmarkEnd w:id="1"/>
       <w:r>
         <w:rPr>
-          <w:b w:val="1"/>
-          <w:bCs w:val="1"/>
+          <w:b/>
+          <w:bCs/>
           <w:color w:val="000000"/>
           <w:sz w:val="22"/>
           <w:szCs w:val="22"/>
-          <w:rtl w:val="0"/>
-        </w:rPr>
-        <w:t xml:space="preserve">Mål med lektionen</w:t>
-      </w:r>
-    </w:p>
-    <w:p>
-      <w:pPr>
-        <w:spacing w:after="240" w:before="240" w:lineRule="auto"/>
-        <w:rPr/>
-      </w:pPr>
-      <w:r>
-        <w:rPr>
-          <w:rtl w:val="0"/>
-        </w:rPr>
-        <w:t xml:space="preserve">När du har arbetat klart med denna lektion ska du:</w:t>
+          <w:lang w:val="sv-SE"/>
+        </w:rPr>
+        <w:t>Mål med lektionen</w:t>
+      </w:r>
+    </w:p>
+    <w:p>
+      <w:pPr>
+        <w:spacing w:before="240" w:after="240"/>
+        <w:rPr>
+          <w:lang w:val="sv-SE"/>
+        </w:rPr>
+      </w:pPr>
+      <w:r>
+        <w:rPr>
+          <w:lang w:val="sv-SE"/>
+        </w:rPr>
+        <w:t>När du har arbetat klart med denna lektion ska du:</w:t>
       </w:r>
     </w:p>
     <w:p>
@@ -76,16 +80,13 @@
           <w:ilvl w:val="0"/>
           <w:numId w:val="6"/>
         </w:numPr>
-        <w:spacing w:after="0" w:before="240" w:lineRule="auto"/>
-        <w:ind w:left="720" w:hanging="360"/>
-        <w:rPr/>
-      </w:pPr>
-      <w:r>
-        <w:rPr>
-          <w:rtl w:val="0"/>
-        </w:rPr>
-        <w:t xml:space="preserve">Förstå varför kodstandard är viktigt i programmering.</w:t>
-        <w:br w:type="textWrapping"/>
+        <w:spacing w:before="240"/>
+      </w:pPr>
+      <w:r>
+        <w:t>Förstå varför kodstandard är viktigt i programmering.</w:t>
+      </w:r>
+      <w:r>
+        <w:br/>
       </w:r>
     </w:p>
     <w:p>
@@ -94,16 +95,12 @@
           <w:ilvl w:val="0"/>
           <w:numId w:val="6"/>
         </w:numPr>
-        <w:spacing w:after="0" w:before="0" w:lineRule="auto"/>
-        <w:ind w:left="720" w:hanging="360"/>
-        <w:rPr/>
-      </w:pPr>
-      <w:r>
-        <w:rPr>
-          <w:rtl w:val="0"/>
-        </w:rPr>
-        <w:t xml:space="preserve">Känna till vanliga konventioner för kodstruktur i Python och C#.</w:t>
-        <w:br w:type="textWrapping"/>
+      </w:pPr>
+      <w:r>
+        <w:t>Känna till vanliga konventioner för kodstruktur i Python och C#.</w:t>
+      </w:r>
+      <w:r>
+        <w:br/>
       </w:r>
     </w:p>
     <w:p>
@@ -112,16 +109,12 @@
           <w:ilvl w:val="0"/>
           <w:numId w:val="6"/>
         </w:numPr>
-        <w:spacing w:after="0" w:before="0" w:lineRule="auto"/>
-        <w:ind w:left="720" w:hanging="360"/>
-        <w:rPr/>
-      </w:pPr>
-      <w:r>
-        <w:rPr>
-          <w:rtl w:val="0"/>
-        </w:rPr>
-        <w:t xml:space="preserve">Kunna skriva kod som är lätt att läsa, förstå och underhålla.</w:t>
-        <w:br w:type="textWrapping"/>
+      </w:pPr>
+      <w:r>
+        <w:t>Kunna skriva kod som är lätt att läsa, förstå och underhålla.</w:t>
+      </w:r>
+      <w:r>
+        <w:br/>
       </w:r>
     </w:p>
     <w:p>
@@ -130,16 +123,13 @@
           <w:ilvl w:val="0"/>
           <w:numId w:val="6"/>
         </w:numPr>
-        <w:spacing w:after="240" w:before="0" w:lineRule="auto"/>
-        <w:ind w:left="720" w:hanging="360"/>
-        <w:rPr/>
-      </w:pPr>
-      <w:r>
-        <w:rPr>
-          <w:rtl w:val="0"/>
-        </w:rPr>
-        <w:t xml:space="preserve">Använda kommentarer och namngivning för att förklara syfte och funktion.</w:t>
-        <w:br w:type="textWrapping"/>
+        <w:spacing w:after="240"/>
+      </w:pPr>
+      <w:r>
+        <w:t>Använda kommentarer och namngivning för att förklara syfte och funktion.</w:t>
+      </w:r>
+      <w:r>
+        <w:br/>
       </w:r>
     </w:p>
     <w:p>
@@ -147,54 +137,44 @@
         <w:pStyle w:val="Heading4"/>
         <w:keepNext w:val="0"/>
         <w:keepLines w:val="0"/>
-        <w:spacing w:after="40" w:before="240" w:lineRule="auto"/>
-        <w:rPr>
-          <w:b w:val="1"/>
-          <w:bCs w:val="1"/>
+        <w:spacing w:before="240" w:after="40"/>
+        <w:rPr>
+          <w:b/>
+          <w:bCs/>
           <w:color w:val="000000"/>
           <w:sz w:val="22"/>
           <w:szCs w:val="22"/>
         </w:rPr>
       </w:pPr>
-      <w:bookmarkStart w:colFirst="0" w:colLast="0" w:name="_sehin6r2j2hh" w:id="2"/>
+      <w:bookmarkStart w:id="2" w:name="_sehin6r2j2hh" w:colFirst="0" w:colLast="0"/>
       <w:bookmarkEnd w:id="2"/>
       <w:r>
         <w:rPr>
-          <w:b w:val="1"/>
-          <w:bCs w:val="1"/>
+          <w:b/>
+          <w:bCs/>
           <w:color w:val="000000"/>
           <w:sz w:val="22"/>
           <w:szCs w:val="22"/>
-          <w:rtl w:val="0"/>
-        </w:rPr>
-        <w:t xml:space="preserve">Så här lär du dig bäst</w:t>
-      </w:r>
-    </w:p>
-    <w:p>
-      <w:pPr>
-        <w:spacing w:after="240" w:before="240" w:lineRule="auto"/>
-        <w:rPr/>
-      </w:pPr>
-      <w:r>
-        <w:rPr>
-          <w:rtl w:val="0"/>
-        </w:rPr>
-        <w:t xml:space="preserve">För att lära dig kodstandard behöver du jämföra bra och dåliga exempel. Läs kod från tidigare uppgifter och förbättra den enligt standard. Testa att samarbeta med en klasskamrat och se om ni kan förstå varandras kod utan att förklara muntligt. Följ riktlinjerna för ditt språk konsekvent.</w:t>
-      </w:r>
-    </w:p>
-    <w:p>
-      <w:pPr>
-        <w:rPr/>
-      </w:pPr>
-      <w:r>
-        <w:pict>
-          <v:rect style="width:0.0pt;height:1.5pt" o:hr="t" o:hrstd="t" o:hralign="center" fillcolor="#A0A0A0" stroked="f"/>
+        </w:rPr>
+        <w:t>Så här lär du dig bäst</w:t>
+      </w:r>
+    </w:p>
+    <w:p>
+      <w:pPr>
+        <w:spacing w:before="240" w:after="240"/>
+      </w:pPr>
+      <w:r>
+        <w:t>För att lära dig kodstandard behöver du jämföra bra och dåliga exempel. Läs kod från tidigare uppgifter och förbättra den enligt standard. Testa att samarbeta med en klasskamrat och se om ni kan förstå varandras kod utan att förklara muntligt. Följ riktlinjerna för ditt språk konsekvent.</w:t>
+      </w:r>
+    </w:p>
+    <w:p>
+      <w:r>
+        <w:rPr>
+          <w:noProof/>
+        </w:rPr>
+        <w:pict w14:anchorId="75A7A86F">
+          <v:rect id="_x0000_i1029" alt="" style="width:451.6pt;height:.05pt;mso-width-percent:0;mso-height-percent:0;mso-width-percent:0;mso-height-percent:0" o:hrpct="965" o:hralign="center" o:hrstd="t" o:hr="t" fillcolor="#a0a0a0" stroked="f"/>
         </w:pict>
-      </w:r>
-      <w:r>
-        <w:rPr>
-          <w:rtl w:val="0"/>
-        </w:rPr>
       </w:r>
     </w:p>
     <w:p>
@@ -202,27 +182,26 @@
         <w:pStyle w:val="Heading3"/>
         <w:keepNext w:val="0"/>
         <w:keepLines w:val="0"/>
-        <w:spacing w:before="280" w:lineRule="auto"/>
-        <w:rPr>
-          <w:b w:val="1"/>
-          <w:bCs w:val="1"/>
+        <w:spacing w:before="280"/>
+        <w:rPr>
+          <w:b/>
+          <w:bCs/>
           <w:color w:val="000000"/>
           <w:sz w:val="26"/>
           <w:szCs w:val="26"/>
         </w:rPr>
       </w:pPr>
-      <w:bookmarkStart w:colFirst="0" w:colLast="0" w:name="_28ad9xhuhlp5" w:id="3"/>
+      <w:bookmarkStart w:id="3" w:name="_28ad9xhuhlp5" w:colFirst="0" w:colLast="0"/>
       <w:bookmarkEnd w:id="3"/>
       <w:r>
         <w:rPr>
-          <w:b w:val="1"/>
-          <w:bCs w:val="1"/>
+          <w:b/>
+          <w:bCs/>
           <w:color w:val="000000"/>
           <w:sz w:val="26"/>
           <w:szCs w:val="26"/>
-          <w:rtl w:val="0"/>
-        </w:rPr>
-        <w:t xml:space="preserve">Centrala begrepp</w:t>
+        </w:rPr>
+        <w:t>Centrala begrepp</w:t>
       </w:r>
     </w:p>
     <w:p>
@@ -231,24 +210,20 @@
           <w:ilvl w:val="0"/>
           <w:numId w:val="4"/>
         </w:numPr>
-        <w:spacing w:after="0" w:before="240" w:lineRule="auto"/>
-        <w:ind w:left="720" w:hanging="360"/>
-        <w:rPr/>
-      </w:pPr>
-      <w:r>
-        <w:rPr>
-          <w:b w:val="1"/>
-          <w:bCs w:val="1"/>
-          <w:rtl w:val="0"/>
-        </w:rPr>
-        <w:t xml:space="preserve">läsbarhet</w:t>
-      </w:r>
-      <w:r>
-        <w:rPr>
-          <w:rtl w:val="0"/>
-        </w:rPr>
+        <w:spacing w:before="240"/>
+      </w:pPr>
+      <w:r>
+        <w:rPr>
+          <w:b/>
+          <w:bCs/>
+        </w:rPr>
+        <w:t>läsbarhet</w:t>
+      </w:r>
+      <w:r>
         <w:t xml:space="preserve"> – Hur lätt det är för andra att förstå din kod.</w:t>
-        <w:br w:type="textWrapping"/>
+      </w:r>
+      <w:r>
+        <w:br/>
       </w:r>
     </w:p>
     <w:p>
@@ -257,24 +232,19 @@
           <w:ilvl w:val="0"/>
           <w:numId w:val="4"/>
         </w:numPr>
-        <w:spacing w:after="0" w:before="0" w:lineRule="auto"/>
-        <w:ind w:left="720" w:hanging="360"/>
-        <w:rPr/>
-      </w:pPr>
-      <w:r>
-        <w:rPr>
-          <w:b w:val="1"/>
-          <w:bCs w:val="1"/>
-          <w:rtl w:val="0"/>
-        </w:rPr>
-        <w:t xml:space="preserve">indentering</w:t>
-      </w:r>
-      <w:r>
-        <w:rPr>
-          <w:rtl w:val="0"/>
-        </w:rPr>
+      </w:pPr>
+      <w:r>
+        <w:rPr>
+          <w:b/>
+          <w:bCs/>
+        </w:rPr>
+        <w:t>indentering</w:t>
+      </w:r>
+      <w:r>
         <w:t xml:space="preserve"> – Att koden har rätt avstånd och är tydligt strukturerad.</w:t>
-        <w:br w:type="textWrapping"/>
+      </w:r>
+      <w:r>
+        <w:br/>
       </w:r>
     </w:p>
     <w:p>
@@ -283,24 +253,19 @@
           <w:ilvl w:val="0"/>
           <w:numId w:val="4"/>
         </w:numPr>
-        <w:spacing w:after="0" w:before="0" w:lineRule="auto"/>
-        <w:ind w:left="720" w:hanging="360"/>
-        <w:rPr/>
-      </w:pPr>
-      <w:r>
-        <w:rPr>
-          <w:b w:val="1"/>
-          <w:bCs w:val="1"/>
-          <w:rtl w:val="0"/>
-        </w:rPr>
-        <w:t xml:space="preserve">namngivning</w:t>
-      </w:r>
-      <w:r>
-        <w:rPr>
-          <w:rtl w:val="0"/>
-        </w:rPr>
+      </w:pPr>
+      <w:r>
+        <w:rPr>
+          <w:b/>
+          <w:bCs/>
+        </w:rPr>
+        <w:t>namngivning</w:t>
+      </w:r>
+      <w:r>
         <w:t xml:space="preserve"> – Att använda beskrivande namn på variabler, metoder och klasser.</w:t>
-        <w:br w:type="textWrapping"/>
+      </w:r>
+      <w:r>
+        <w:br/>
       </w:r>
     </w:p>
     <w:p>
@@ -309,24 +274,19 @@
           <w:ilvl w:val="0"/>
           <w:numId w:val="4"/>
         </w:numPr>
-        <w:spacing w:after="0" w:before="0" w:lineRule="auto"/>
-        <w:ind w:left="720" w:hanging="360"/>
-        <w:rPr/>
-      </w:pPr>
-      <w:r>
-        <w:rPr>
-          <w:b w:val="1"/>
-          <w:bCs w:val="1"/>
-          <w:rtl w:val="0"/>
-        </w:rPr>
-        <w:t xml:space="preserve">kommentarer</w:t>
-      </w:r>
-      <w:r>
-        <w:rPr>
-          <w:rtl w:val="0"/>
-        </w:rPr>
+      </w:pPr>
+      <w:r>
+        <w:rPr>
+          <w:b/>
+          <w:bCs/>
+        </w:rPr>
+        <w:t>kommentarer</w:t>
+      </w:r>
+      <w:r>
         <w:t xml:space="preserve"> – Att skriva förklaringar i koden utan att det påverkar körningen.</w:t>
-        <w:br w:type="textWrapping"/>
+      </w:r>
+      <w:r>
+        <w:br/>
       </w:r>
     </w:p>
     <w:p>
@@ -335,39 +295,30 @@
           <w:ilvl w:val="0"/>
           <w:numId w:val="4"/>
         </w:numPr>
-        <w:spacing w:after="240" w:before="0" w:lineRule="auto"/>
-        <w:ind w:left="720" w:hanging="360"/>
-        <w:rPr/>
-      </w:pPr>
-      <w:r>
-        <w:rPr>
-          <w:b w:val="1"/>
-          <w:bCs w:val="1"/>
-          <w:rtl w:val="0"/>
-        </w:rPr>
-        <w:t xml:space="preserve">DRY-principen</w:t>
-      </w:r>
-      <w:r>
-        <w:rPr>
-          <w:rtl w:val="0"/>
-        </w:rPr>
+        <w:spacing w:after="240"/>
+      </w:pPr>
+      <w:r>
+        <w:rPr>
+          <w:b/>
+          <w:bCs/>
+        </w:rPr>
+        <w:t>DRY-principen</w:t>
+      </w:r>
+      <w:r>
         <w:t xml:space="preserve"> – "Don't Repeat Yourself" – undvik upprepningar i kod.</w:t>
-        <w:br w:type="textWrapping"/>
-      </w:r>
-    </w:p>
-    <w:p>
-      <w:pPr>
-        <w:rPr/>
-      </w:pPr>
-      <w:r>
-        <w:pict>
-          <v:rect style="width:0.0pt;height:1.5pt" o:hr="t" o:hrstd="t" o:hralign="center" fillcolor="#A0A0A0" stroked="f"/>
+      </w:r>
+      <w:r>
+        <w:br/>
+      </w:r>
+    </w:p>
+    <w:p>
+      <w:r>
+        <w:rPr>
+          <w:noProof/>
+        </w:rPr>
+        <w:pict w14:anchorId="29436B92">
+          <v:rect id="_x0000_i1028" alt="" style="width:451.6pt;height:.05pt;mso-width-percent:0;mso-height-percent:0;mso-width-percent:0;mso-height-percent:0" o:hrpct="965" o:hralign="center" o:hrstd="t" o:hr="t" fillcolor="#a0a0a0" stroked="f"/>
         </w:pict>
-      </w:r>
-      <w:r>
-        <w:rPr>
-          <w:rtl w:val="0"/>
-        </w:rPr>
       </w:r>
     </w:p>
     <w:p>
@@ -375,175 +326,130 @@
         <w:pStyle w:val="Heading3"/>
         <w:keepNext w:val="0"/>
         <w:keepLines w:val="0"/>
-        <w:spacing w:before="280" w:lineRule="auto"/>
-        <w:rPr>
-          <w:b w:val="1"/>
-          <w:bCs w:val="1"/>
+        <w:spacing w:before="280"/>
+        <w:rPr>
+          <w:b/>
+          <w:bCs/>
           <w:color w:val="000000"/>
           <w:sz w:val="26"/>
           <w:szCs w:val="26"/>
         </w:rPr>
       </w:pPr>
-      <w:bookmarkStart w:colFirst="0" w:colLast="0" w:name="_igbep6125m5b" w:id="4"/>
+      <w:bookmarkStart w:id="4" w:name="_igbep6125m5b" w:colFirst="0" w:colLast="0"/>
       <w:bookmarkEnd w:id="4"/>
       <w:r>
         <w:rPr>
-          <w:b w:val="1"/>
-          <w:bCs w:val="1"/>
+          <w:b/>
+          <w:bCs/>
           <w:color w:val="000000"/>
           <w:sz w:val="26"/>
           <w:szCs w:val="26"/>
-          <w:rtl w:val="0"/>
-        </w:rPr>
-        <w:t xml:space="preserve">Exempel: Python-standard</w:t>
-      </w:r>
-    </w:p>
-    <w:p>
-      <w:pPr>
-        <w:spacing w:after="240" w:before="240" w:lineRule="auto"/>
-        <w:rPr>
-          <w:b w:val="1"/>
-          <w:bCs w:val="1"/>
-        </w:rPr>
-      </w:pPr>
-      <w:r>
-        <w:rPr>
-          <w:b w:val="1"/>
-          <w:bCs w:val="1"/>
-          <w:rtl w:val="0"/>
-        </w:rPr>
-        <w:t xml:space="preserve">Dåligt:</w:t>
-      </w:r>
-    </w:p>
-    <w:p>
-      <w:pPr>
-        <w:rPr/>
-      </w:pPr>
-      <w:r>
-        <w:rPr>
-          <w:rtl w:val="0"/>
-        </w:rPr>
-        <w:t xml:space="preserve">python</w:t>
-      </w:r>
-    </w:p>
-    <w:p>
-      <w:pPr>
-        <w:rPr/>
-      </w:pPr>
-      <w:r>
-        <w:rPr>
-          <w:rtl w:val="0"/>
-        </w:rPr>
-      </w:r>
-    </w:p>
-    <w:p>
-      <w:pPr>
-        <w:rPr>
-          <w:rFonts w:ascii="Roboto Mono" w:cs="Roboto Mono" w:eastAsia="Roboto Mono" w:hAnsi="Roboto Mono"/>
+        </w:rPr>
+        <w:t>Exempel: Python-standard</w:t>
+      </w:r>
+    </w:p>
+    <w:p>
+      <w:pPr>
+        <w:spacing w:before="240" w:after="240"/>
+        <w:rPr>
+          <w:b/>
+          <w:bCs/>
+        </w:rPr>
+      </w:pPr>
+      <w:r>
+        <w:rPr>
+          <w:b/>
+          <w:bCs/>
+        </w:rPr>
+        <w:t>Dåligt:</w:t>
+      </w:r>
+    </w:p>
+    <w:p>
+      <w:r>
+        <w:t>python</w:t>
+      </w:r>
+    </w:p>
+    <w:p/>
+    <w:p>
+      <w:pPr>
+        <w:rPr>
+          <w:rFonts w:ascii="Roboto Mono" w:eastAsia="Roboto Mono" w:hAnsi="Roboto Mono" w:cs="Roboto Mono"/>
           <w:color w:val="188038"/>
         </w:rPr>
       </w:pPr>
       <w:r>
         <w:rPr>
-          <w:rFonts w:ascii="Roboto Mono" w:cs="Roboto Mono" w:eastAsia="Roboto Mono" w:hAnsi="Roboto Mono"/>
+          <w:rFonts w:ascii="Roboto Mono" w:eastAsia="Roboto Mono" w:hAnsi="Roboto Mono" w:cs="Roboto Mono"/>
           <w:color w:val="188038"/>
-          <w:rtl w:val="0"/>
-        </w:rPr>
-        <w:t xml:space="preserve">def x(a):</w:t>
-      </w:r>
-    </w:p>
-    <w:p>
-      <w:pPr>
-        <w:rPr>
-          <w:rFonts w:ascii="Roboto Mono" w:cs="Roboto Mono" w:eastAsia="Roboto Mono" w:hAnsi="Roboto Mono"/>
+        </w:rPr>
+        <w:t>def x(a):</w:t>
+      </w:r>
+    </w:p>
+    <w:p>
+      <w:pPr>
+        <w:rPr>
+          <w:rFonts w:ascii="Roboto Mono" w:eastAsia="Roboto Mono" w:hAnsi="Roboto Mono" w:cs="Roboto Mono"/>
           <w:color w:val="188038"/>
         </w:rPr>
       </w:pPr>
       <w:r>
         <w:rPr>
-          <w:rFonts w:ascii="Roboto Mono" w:cs="Roboto Mono" w:eastAsia="Roboto Mono" w:hAnsi="Roboto Mono"/>
+          <w:rFonts w:ascii="Roboto Mono" w:eastAsia="Roboto Mono" w:hAnsi="Roboto Mono" w:cs="Roboto Mono"/>
           <w:color w:val="188038"/>
-          <w:rtl w:val="0"/>
         </w:rPr>
         <w:t xml:space="preserve">    return a*a</w:t>
       </w:r>
     </w:p>
-    <w:p>
-      <w:pPr>
-        <w:rPr/>
-      </w:pPr>
-      <w:r>
-        <w:rPr>
-          <w:rtl w:val="0"/>
-        </w:rPr>
-      </w:r>
-    </w:p>
-    <w:p>
-      <w:pPr>
-        <w:spacing w:after="240" w:before="240" w:lineRule="auto"/>
-        <w:rPr>
-          <w:b w:val="1"/>
-          <w:bCs w:val="1"/>
-        </w:rPr>
-      </w:pPr>
-      <w:r>
-        <w:rPr>
-          <w:b w:val="1"/>
-          <w:bCs w:val="1"/>
-          <w:rtl w:val="0"/>
-        </w:rPr>
-        <w:t xml:space="preserve">Bättre:</w:t>
-      </w:r>
-    </w:p>
-    <w:p>
-      <w:pPr>
-        <w:rPr/>
-      </w:pPr>
-      <w:r>
-        <w:rPr>
-          <w:rtl w:val="0"/>
-        </w:rPr>
-        <w:t xml:space="preserve">python</w:t>
-      </w:r>
-    </w:p>
-    <w:p>
-      <w:pPr>
-        <w:rPr/>
-      </w:pPr>
-      <w:r>
-        <w:rPr>
-          <w:rtl w:val="0"/>
-        </w:rPr>
-      </w:r>
-    </w:p>
-    <w:p>
-      <w:pPr>
-        <w:rPr>
-          <w:rFonts w:ascii="Roboto Mono" w:cs="Roboto Mono" w:eastAsia="Roboto Mono" w:hAnsi="Roboto Mono"/>
+    <w:p/>
+    <w:p>
+      <w:pPr>
+        <w:spacing w:before="240" w:after="240"/>
+        <w:rPr>
+          <w:b/>
+          <w:bCs/>
+        </w:rPr>
+      </w:pPr>
+      <w:r>
+        <w:rPr>
+          <w:b/>
+          <w:bCs/>
+        </w:rPr>
+        <w:lastRenderedPageBreak/>
+        <w:t>Bättre:</w:t>
+      </w:r>
+    </w:p>
+    <w:p>
+      <w:r>
+        <w:t>python</w:t>
+      </w:r>
+    </w:p>
+    <w:p/>
+    <w:p>
+      <w:pPr>
+        <w:rPr>
+          <w:rFonts w:ascii="Roboto Mono" w:eastAsia="Roboto Mono" w:hAnsi="Roboto Mono" w:cs="Roboto Mono"/>
           <w:color w:val="188038"/>
         </w:rPr>
       </w:pPr>
       <w:r>
         <w:rPr>
-          <w:rFonts w:ascii="Roboto Mono" w:cs="Roboto Mono" w:eastAsia="Roboto Mono" w:hAnsi="Roboto Mono"/>
+          <w:rFonts w:ascii="Roboto Mono" w:eastAsia="Roboto Mono" w:hAnsi="Roboto Mono" w:cs="Roboto Mono"/>
           <w:color w:val="188038"/>
-          <w:rtl w:val="0"/>
-        </w:rPr>
-        <w:t xml:space="preserve">def square(number):</w:t>
-      </w:r>
-    </w:p>
-    <w:p>
-      <w:pPr>
-        <w:rPr>
-          <w:rFonts w:ascii="Roboto Mono" w:cs="Roboto Mono" w:eastAsia="Roboto Mono" w:hAnsi="Roboto Mono"/>
+        </w:rPr>
+        <w:t>def square(number):</w:t>
+      </w:r>
+    </w:p>
+    <w:p>
+      <w:pPr>
+        <w:rPr>
+          <w:rFonts w:ascii="Roboto Mono" w:eastAsia="Roboto Mono" w:hAnsi="Roboto Mono" w:cs="Roboto Mono"/>
           <w:color w:val="188038"/>
         </w:rPr>
       </w:pPr>
       <w:r>
         <w:rPr>
-          <w:rFonts w:ascii="Roboto Mono" w:cs="Roboto Mono" w:eastAsia="Roboto Mono" w:hAnsi="Roboto Mono"/>
+          <w:rFonts w:ascii="Roboto Mono" w:eastAsia="Roboto Mono" w:hAnsi="Roboto Mono" w:cs="Roboto Mono"/>
           <w:color w:val="188038"/>
-          <w:rtl w:val="0"/>
         </w:rPr>
         <w:t xml:space="preserve">    """Returnerar kvadraten av ett tal."""</w:t>
       </w:r>
@@ -551,59 +457,42 @@
     <w:p>
       <w:pPr>
         <w:rPr>
-          <w:rFonts w:ascii="Roboto Mono" w:cs="Roboto Mono" w:eastAsia="Roboto Mono" w:hAnsi="Roboto Mono"/>
+          <w:rFonts w:ascii="Roboto Mono" w:eastAsia="Roboto Mono" w:hAnsi="Roboto Mono" w:cs="Roboto Mono"/>
           <w:color w:val="188038"/>
         </w:rPr>
       </w:pPr>
       <w:r>
         <w:rPr>
-          <w:rFonts w:ascii="Roboto Mono" w:cs="Roboto Mono" w:eastAsia="Roboto Mono" w:hAnsi="Roboto Mono"/>
+          <w:rFonts w:ascii="Roboto Mono" w:eastAsia="Roboto Mono" w:hAnsi="Roboto Mono" w:cs="Roboto Mono"/>
           <w:color w:val="188038"/>
-          <w:rtl w:val="0"/>
         </w:rPr>
         <w:t xml:space="preserve">    return number * number</w:t>
       </w:r>
     </w:p>
-    <w:p>
-      <w:pPr>
-        <w:rPr/>
-      </w:pPr>
-      <w:r>
-        <w:rPr>
-          <w:rtl w:val="0"/>
-        </w:rPr>
-      </w:r>
-    </w:p>
+    <w:p/>
     <w:p>
       <w:pPr>
         <w:numPr>
           <w:ilvl w:val="0"/>
           <w:numId w:val="5"/>
         </w:numPr>
-        <w:spacing w:after="0" w:before="240" w:lineRule="auto"/>
-        <w:ind w:left="720" w:hanging="360"/>
-        <w:rPr/>
-      </w:pPr>
-      <w:r>
-        <w:rPr>
-          <w:rtl w:val="0"/>
-        </w:rPr>
+        <w:spacing w:before="240"/>
+      </w:pPr>
+      <w:r>
         <w:t xml:space="preserve">Funktioner och variabler skrivs i </w:t>
       </w:r>
       <w:r>
         <w:rPr>
-          <w:rFonts w:ascii="Roboto Mono" w:cs="Roboto Mono" w:eastAsia="Roboto Mono" w:hAnsi="Roboto Mono"/>
+          <w:rFonts w:ascii="Roboto Mono" w:eastAsia="Roboto Mono" w:hAnsi="Roboto Mono" w:cs="Roboto Mono"/>
           <w:color w:val="188038"/>
-          <w:rtl w:val="0"/>
-        </w:rPr>
-        <w:t xml:space="preserve">snake_case</w:t>
-      </w:r>
-      <w:r>
-        <w:rPr>
-          <w:rtl w:val="0"/>
-        </w:rPr>
-        <w:t xml:space="preserve">.</w:t>
-        <w:br w:type="textWrapping"/>
+        </w:rPr>
+        <w:t>snake_case</w:t>
+      </w:r>
+      <w:r>
+        <w:t>.</w:t>
+      </w:r>
+      <w:r>
+        <w:br/>
       </w:r>
     </w:p>
     <w:p>
@@ -612,44 +501,32 @@
           <w:ilvl w:val="0"/>
           <w:numId w:val="5"/>
         </w:numPr>
-        <w:spacing w:after="0" w:before="0" w:lineRule="auto"/>
-        <w:ind w:left="720" w:hanging="360"/>
-        <w:rPr/>
-      </w:pPr>
-      <w:r>
-        <w:rPr>
-          <w:rtl w:val="0"/>
-        </w:rPr>
+      </w:pPr>
+      <w:r>
         <w:t xml:space="preserve">Kommentarer ska förklara </w:t>
       </w:r>
       <w:r>
         <w:rPr>
-          <w:i w:val="1"/>
-          <w:iCs w:val="1"/>
-          <w:rtl w:val="0"/>
-        </w:rPr>
-        <w:t xml:space="preserve">varför</w:t>
-      </w:r>
-      <w:r>
-        <w:rPr>
-          <w:rtl w:val="0"/>
-        </w:rPr>
+          <w:i/>
+          <w:iCs/>
+        </w:rPr>
+        <w:t>varför</w:t>
+      </w:r>
+      <w:r>
         <w:t xml:space="preserve">, inte </w:t>
       </w:r>
       <w:r>
         <w:rPr>
-          <w:i w:val="1"/>
-          <w:iCs w:val="1"/>
-          <w:rtl w:val="0"/>
-        </w:rPr>
-        <w:t xml:space="preserve">vad</w:t>
-      </w:r>
-      <w:r>
-        <w:rPr>
-          <w:rtl w:val="0"/>
-        </w:rPr>
+          <w:i/>
+          <w:iCs/>
+        </w:rPr>
+        <w:t>vad</w:t>
+      </w:r>
+      <w:r>
         <w:t xml:space="preserve"> koden gör.</w:t>
-        <w:br w:type="textWrapping"/>
+      </w:r>
+      <w:r>
+        <w:br/>
       </w:r>
     </w:p>
     <w:p>
@@ -658,31 +535,32 @@
           <w:ilvl w:val="0"/>
           <w:numId w:val="5"/>
         </w:numPr>
-        <w:spacing w:after="240" w:before="0" w:lineRule="auto"/>
-        <w:ind w:left="720" w:hanging="360"/>
-        <w:rPr/>
-      </w:pPr>
-      <w:r>
-        <w:rPr>
-          <w:rtl w:val="0"/>
-        </w:rPr>
-        <w:t xml:space="preserve">Kod bryts i lagom långa delar med tydlig logik.</w:t>
-        <w:br w:type="textWrapping"/>
-      </w:r>
-    </w:p>
-    <w:p>
-      <w:pPr>
-        <w:rPr/>
-      </w:pPr>
-      <w:r>
-        <w:pict>
-          <v:rect style="width:0.0pt;height:1.5pt" o:hr="t" o:hrstd="t" o:hralign="center" fillcolor="#A0A0A0" stroked="f"/>
+        <w:spacing w:after="240"/>
+      </w:pPr>
+      <w:r>
+        <w:t>Kod bryts i lagom långa delar med tydlig logik.</w:t>
+      </w:r>
+      <w:r>
+        <w:br/>
+      </w:r>
+    </w:p>
+    <w:p>
+      <w:pPr>
+        <w:spacing w:after="240"/>
+        <w:ind w:left="360"/>
+      </w:pPr>
+      <w:r>
+        <w:br/>
+      </w:r>
+    </w:p>
+    <w:p>
+      <w:r>
+        <w:rPr>
+          <w:noProof/>
+        </w:rPr>
+        <w:pict w14:anchorId="10002E94">
+          <v:rect id="_x0000_i1027" alt="" style="width:451.6pt;height:.05pt;mso-width-percent:0;mso-height-percent:0;mso-width-percent:0;mso-height-percent:0" o:hrpct="965" o:hralign="center" o:hrstd="t" o:hr="t" fillcolor="#a0a0a0" stroked="f"/>
         </w:pict>
-      </w:r>
-      <w:r>
-        <w:rPr>
-          <w:rtl w:val="0"/>
-        </w:rPr>
       </w:r>
     </w:p>
     <w:p>
@@ -690,354 +568,26 @@
         <w:pStyle w:val="Heading3"/>
         <w:keepNext w:val="0"/>
         <w:keepLines w:val="0"/>
-        <w:spacing w:before="280" w:lineRule="auto"/>
-        <w:rPr>
-          <w:b w:val="1"/>
-          <w:bCs w:val="1"/>
+        <w:spacing w:before="280"/>
+        <w:rPr>
+          <w:b/>
+          <w:bCs/>
           <w:color w:val="000000"/>
           <w:sz w:val="26"/>
           <w:szCs w:val="26"/>
         </w:rPr>
       </w:pPr>
-      <w:bookmarkStart w:colFirst="0" w:colLast="0" w:name="_y3q7qdhr4t7" w:id="5"/>
+      <w:bookmarkStart w:id="5" w:name="_o04falg3o0sd" w:colFirst="0" w:colLast="0"/>
       <w:bookmarkEnd w:id="5"/>
       <w:r>
         <w:rPr>
-          <w:b w:val="1"/>
-          <w:bCs w:val="1"/>
+          <w:b/>
+          <w:bCs/>
           <w:color w:val="000000"/>
           <w:sz w:val="26"/>
           <w:szCs w:val="26"/>
-          <w:rtl w:val="0"/>
-        </w:rPr>
-        <w:t xml:space="preserve">Exempel: C#-standard</w:t>
-      </w:r>
-    </w:p>
-    <w:p>
-      <w:pPr>
-        <w:spacing w:after="240" w:before="240" w:lineRule="auto"/>
-        <w:rPr>
-          <w:b w:val="1"/>
-          <w:bCs w:val="1"/>
-        </w:rPr>
-      </w:pPr>
-      <w:r>
-        <w:rPr>
-          <w:b w:val="1"/>
-          <w:bCs w:val="1"/>
-          <w:rtl w:val="0"/>
-        </w:rPr>
-        <w:t xml:space="preserve">Dåligt:</w:t>
-      </w:r>
-    </w:p>
-    <w:p>
-      <w:pPr>
-        <w:rPr/>
-      </w:pPr>
-      <w:r>
-        <w:rPr>
-          <w:rtl w:val="0"/>
-        </w:rPr>
-      </w:r>
-    </w:p>
-    <w:p>
-      <w:pPr>
-        <w:rPr/>
-      </w:pPr>
-      <w:r>
-        <w:rPr>
-          <w:rtl w:val="0"/>
-        </w:rPr>
-      </w:r>
-    </w:p>
-    <w:p>
-      <w:pPr>
-        <w:rPr>
-          <w:rFonts w:ascii="Roboto Mono" w:cs="Roboto Mono" w:eastAsia="Roboto Mono" w:hAnsi="Roboto Mono"/>
-          <w:color w:val="188038"/>
-        </w:rPr>
-      </w:pPr>
-      <w:r>
-        <w:rPr>
-          <w:rFonts w:ascii="Roboto Mono" w:cs="Roboto Mono" w:eastAsia="Roboto Mono" w:hAnsi="Roboto Mono"/>
-          <w:color w:val="188038"/>
-          <w:rtl w:val="0"/>
-        </w:rPr>
-        <w:t xml:space="preserve">class p{public string n;}</w:t>
-      </w:r>
-    </w:p>
-    <w:p>
-      <w:pPr>
-        <w:rPr/>
-      </w:pPr>
-      <w:r>
-        <w:rPr>
-          <w:rtl w:val="0"/>
-        </w:rPr>
-      </w:r>
-    </w:p>
-    <w:p>
-      <w:pPr>
-        <w:spacing w:after="240" w:before="240" w:lineRule="auto"/>
-        <w:rPr>
-          <w:b w:val="1"/>
-          <w:bCs w:val="1"/>
-        </w:rPr>
-      </w:pPr>
-      <w:r>
-        <w:rPr>
-          <w:b w:val="1"/>
-          <w:bCs w:val="1"/>
-          <w:rtl w:val="0"/>
-        </w:rPr>
-        <w:t xml:space="preserve">Bättre:</w:t>
-      </w:r>
-    </w:p>
-    <w:p>
-      <w:pPr>
-        <w:rPr/>
-      </w:pPr>
-      <w:r>
-        <w:rPr>
-          <w:rtl w:val="0"/>
-        </w:rPr>
-      </w:r>
-    </w:p>
-    <w:p>
-      <w:pPr>
-        <w:rPr/>
-      </w:pPr>
-      <w:r>
-        <w:rPr>
-          <w:rtl w:val="0"/>
-        </w:rPr>
-      </w:r>
-    </w:p>
-    <w:p>
-      <w:pPr>
-        <w:rPr>
-          <w:rFonts w:ascii="Roboto Mono" w:cs="Roboto Mono" w:eastAsia="Roboto Mono" w:hAnsi="Roboto Mono"/>
-          <w:color w:val="188038"/>
-        </w:rPr>
-      </w:pPr>
-      <w:r>
-        <w:rPr>
-          <w:rFonts w:ascii="Roboto Mono" w:cs="Roboto Mono" w:eastAsia="Roboto Mono" w:hAnsi="Roboto Mono"/>
-          <w:color w:val="188038"/>
-          <w:rtl w:val="0"/>
-        </w:rPr>
-        <w:t xml:space="preserve">public class Player</w:t>
-      </w:r>
-    </w:p>
-    <w:p>
-      <w:pPr>
-        <w:rPr>
-          <w:rFonts w:ascii="Roboto Mono" w:cs="Roboto Mono" w:eastAsia="Roboto Mono" w:hAnsi="Roboto Mono"/>
-          <w:color w:val="188038"/>
-        </w:rPr>
-      </w:pPr>
-      <w:r>
-        <w:rPr>
-          <w:rFonts w:ascii="Roboto Mono" w:cs="Roboto Mono" w:eastAsia="Roboto Mono" w:hAnsi="Roboto Mono"/>
-          <w:color w:val="188038"/>
-          <w:rtl w:val="0"/>
-        </w:rPr>
-        <w:t xml:space="preserve">{</w:t>
-      </w:r>
-    </w:p>
-    <w:p>
-      <w:pPr>
-        <w:rPr>
-          <w:rFonts w:ascii="Roboto Mono" w:cs="Roboto Mono" w:eastAsia="Roboto Mono" w:hAnsi="Roboto Mono"/>
-          <w:color w:val="188038"/>
-        </w:rPr>
-      </w:pPr>
-      <w:r>
-        <w:rPr>
-          <w:rFonts w:ascii="Roboto Mono" w:cs="Roboto Mono" w:eastAsia="Roboto Mono" w:hAnsi="Roboto Mono"/>
-          <w:color w:val="188038"/>
-          <w:rtl w:val="0"/>
-        </w:rPr>
-        <w:t xml:space="preserve">    public string Name { get; set; }</w:t>
-      </w:r>
-    </w:p>
-    <w:p>
-      <w:pPr>
-        <w:rPr>
-          <w:rFonts w:ascii="Roboto Mono" w:cs="Roboto Mono" w:eastAsia="Roboto Mono" w:hAnsi="Roboto Mono"/>
-          <w:color w:val="188038"/>
-        </w:rPr>
-      </w:pPr>
-      <w:r>
-        <w:rPr>
-          <w:rFonts w:ascii="Roboto Mono" w:cs="Roboto Mono" w:eastAsia="Roboto Mono" w:hAnsi="Roboto Mono"/>
-          <w:color w:val="188038"/>
-          <w:rtl w:val="0"/>
-        </w:rPr>
-        <w:t xml:space="preserve">}</w:t>
-      </w:r>
-    </w:p>
-    <w:p>
-      <w:pPr>
-        <w:rPr/>
-      </w:pPr>
-      <w:r>
-        <w:rPr>
-          <w:rtl w:val="0"/>
-        </w:rPr>
-      </w:r>
-    </w:p>
-    <w:p>
-      <w:pPr>
-        <w:numPr>
-          <w:ilvl w:val="0"/>
-          <w:numId w:val="3"/>
-        </w:numPr>
-        <w:spacing w:after="0" w:before="240" w:lineRule="auto"/>
-        <w:ind w:left="720" w:hanging="360"/>
-        <w:rPr/>
-      </w:pPr>
-      <w:r>
-        <w:rPr>
-          <w:rtl w:val="0"/>
-        </w:rPr>
-        <w:t xml:space="preserve">Klasser och metoder i </w:t>
-      </w:r>
-      <w:r>
-        <w:rPr>
-          <w:rFonts w:ascii="Roboto Mono" w:cs="Roboto Mono" w:eastAsia="Roboto Mono" w:hAnsi="Roboto Mono"/>
-          <w:color w:val="188038"/>
-          <w:rtl w:val="0"/>
-        </w:rPr>
-        <w:t xml:space="preserve">PascalCase</w:t>
-      </w:r>
-      <w:r>
-        <w:rPr>
-          <w:rtl w:val="0"/>
-        </w:rPr>
-        <w:t xml:space="preserve">, variabler i </w:t>
-      </w:r>
-      <w:r>
-        <w:rPr>
-          <w:rFonts w:ascii="Roboto Mono" w:cs="Roboto Mono" w:eastAsia="Roboto Mono" w:hAnsi="Roboto Mono"/>
-          <w:color w:val="188038"/>
-          <w:rtl w:val="0"/>
-        </w:rPr>
-        <w:t xml:space="preserve">camelCase</w:t>
-      </w:r>
-      <w:r>
-        <w:rPr>
-          <w:rtl w:val="0"/>
-        </w:rPr>
-        <w:t xml:space="preserve">.</w:t>
-        <w:br w:type="textWrapping"/>
-      </w:r>
-    </w:p>
-    <w:p>
-      <w:pPr>
-        <w:numPr>
-          <w:ilvl w:val="0"/>
-          <w:numId w:val="3"/>
-        </w:numPr>
-        <w:spacing w:after="0" w:before="0" w:lineRule="auto"/>
-        <w:ind w:left="720" w:hanging="360"/>
-        <w:rPr/>
-      </w:pPr>
-      <w:r>
-        <w:rPr>
-          <w:rtl w:val="0"/>
-        </w:rPr>
-        <w:t xml:space="preserve">Koden indenteras enligt blockstruktur med </w:t>
-      </w:r>
-      <w:r>
-        <w:rPr>
-          <w:rFonts w:ascii="Roboto Mono" w:cs="Roboto Mono" w:eastAsia="Roboto Mono" w:hAnsi="Roboto Mono"/>
-          <w:color w:val="188038"/>
-          <w:rtl w:val="0"/>
-        </w:rPr>
-        <w:t xml:space="preserve">{}</w:t>
-      </w:r>
-      <w:r>
-        <w:rPr>
-          <w:rtl w:val="0"/>
-        </w:rPr>
-        <w:t xml:space="preserve">.</w:t>
-        <w:br w:type="textWrapping"/>
-      </w:r>
-    </w:p>
-    <w:p>
-      <w:pPr>
-        <w:numPr>
-          <w:ilvl w:val="0"/>
-          <w:numId w:val="3"/>
-        </w:numPr>
-        <w:spacing w:after="240" w:before="0" w:lineRule="auto"/>
-        <w:ind w:left="720" w:hanging="360"/>
-        <w:rPr/>
-      </w:pPr>
-      <w:r>
-        <w:rPr>
-          <w:rtl w:val="0"/>
-        </w:rPr>
-        <w:t xml:space="preserve">Använd </w:t>
-      </w:r>
-      <w:r>
-        <w:rPr>
-          <w:rFonts w:ascii="Roboto Mono" w:cs="Roboto Mono" w:eastAsia="Roboto Mono" w:hAnsi="Roboto Mono"/>
-          <w:color w:val="188038"/>
-          <w:rtl w:val="0"/>
-        </w:rPr>
-        <w:t xml:space="preserve">///</w:t>
-      </w:r>
-      <w:r>
-        <w:rPr>
-          <w:rtl w:val="0"/>
-        </w:rPr>
-        <w:t xml:space="preserve"> för dokumentation av metoder och klasser.</w:t>
-        <w:br w:type="textWrapping"/>
-      </w:r>
-    </w:p>
-    <w:p>
-      <w:pPr>
-        <w:rPr/>
-      </w:pPr>
-      <w:r>
-        <w:pict>
-          <v:rect style="width:0.0pt;height:1.5pt" o:hr="t" o:hrstd="t" o:hralign="center" fillcolor="#A0A0A0" stroked="f"/>
-        </w:pict>
-      </w:r>
-      <w:r>
-        <w:rPr>
-          <w:rtl w:val="0"/>
-        </w:rPr>
-      </w:r>
-    </w:p>
-    <w:p>
-      <w:pPr>
-        <w:pStyle w:val="Heading3"/>
-        <w:keepNext w:val="0"/>
-        <w:keepLines w:val="0"/>
-        <w:spacing w:before="280" w:lineRule="auto"/>
-        <w:rPr>
-          <w:b w:val="1"/>
-          <w:bCs w:val="1"/>
-          <w:color w:val="000000"/>
-          <w:sz w:val="26"/>
-          <w:szCs w:val="26"/>
-        </w:rPr>
-      </w:pPr>
-      <w:bookmarkStart w:colFirst="0" w:colLast="0" w:name="_o04falg3o0sd" w:id="6"/>
-      <w:bookmarkEnd w:id="6"/>
-      <w:r>
-        <w:rPr>
-          <w:b w:val="1"/>
-          <w:bCs w:val="1"/>
-          <w:color w:val="000000"/>
-          <w:sz w:val="26"/>
-          <w:szCs w:val="26"/>
-          <w:rtl w:val="0"/>
-        </w:rPr>
-        <w:t xml:space="preserve">Riktlinjer för båda språken</w:t>
+        </w:rPr>
+        <w:t xml:space="preserve">Riktlinjer </w:t>
       </w:r>
     </w:p>
     <w:p>
@@ -1046,16 +596,13 @@
           <w:ilvl w:val="0"/>
           <w:numId w:val="2"/>
         </w:numPr>
-        <w:spacing w:after="0" w:before="240" w:lineRule="auto"/>
-        <w:ind w:left="720" w:hanging="360"/>
-        <w:rPr/>
-      </w:pPr>
-      <w:r>
-        <w:rPr>
-          <w:rtl w:val="0"/>
-        </w:rPr>
-        <w:t xml:space="preserve">Skriv korta metoder – helst inte längre än 20 rader.</w:t>
-        <w:br w:type="textWrapping"/>
+        <w:spacing w:before="240"/>
+      </w:pPr>
+      <w:r>
+        <w:t>Skriv korta metoder – helst inte längre än 20 rader.</w:t>
+      </w:r>
+      <w:r>
+        <w:br/>
       </w:r>
     </w:p>
     <w:p>
@@ -1064,16 +611,12 @@
           <w:ilvl w:val="0"/>
           <w:numId w:val="2"/>
         </w:numPr>
-        <w:spacing w:after="0" w:before="0" w:lineRule="auto"/>
-        <w:ind w:left="720" w:hanging="360"/>
-        <w:rPr/>
-      </w:pPr>
-      <w:r>
-        <w:rPr>
-          <w:rtl w:val="0"/>
-        </w:rPr>
-        <w:t xml:space="preserve">Använd tomma rader för att dela upp logiska delar.</w:t>
-        <w:br w:type="textWrapping"/>
+      </w:pPr>
+      <w:r>
+        <w:t>Använd tomma rader för att dela upp logiska delar.</w:t>
+      </w:r>
+      <w:r>
+        <w:br/>
       </w:r>
     </w:p>
     <w:p>
@@ -1082,16 +625,12 @@
           <w:ilvl w:val="0"/>
           <w:numId w:val="2"/>
         </w:numPr>
-        <w:spacing w:after="0" w:before="0" w:lineRule="auto"/>
-        <w:ind w:left="720" w:hanging="360"/>
-        <w:rPr/>
-      </w:pPr>
-      <w:r>
-        <w:rPr>
-          <w:rtl w:val="0"/>
-        </w:rPr>
-        <w:t xml:space="preserve">Namnge allt så tydligt att man förstår koden utan kommentar.</w:t>
-        <w:br w:type="textWrapping"/>
+      </w:pPr>
+      <w:r>
+        <w:t>Namnge allt så tydligt att man förstår koden utan kommentar.</w:t>
+      </w:r>
+      <w:r>
+        <w:br/>
       </w:r>
     </w:p>
     <w:p>
@@ -1100,31 +639,23 @@
           <w:ilvl w:val="0"/>
           <w:numId w:val="2"/>
         </w:numPr>
-        <w:spacing w:after="240" w:before="0" w:lineRule="auto"/>
-        <w:ind w:left="720" w:hanging="360"/>
-        <w:rPr/>
-      </w:pPr>
-      <w:r>
-        <w:rPr>
-          <w:rtl w:val="0"/>
-        </w:rPr>
-        <w:t xml:space="preserve">Kommentera komplex logik, inte självklarheter.</w:t>
-        <w:br w:type="textWrapping"/>
-      </w:r>
-    </w:p>
-    <w:p>
-      <w:pPr>
-        <w:rPr/>
-      </w:pPr>
-      <w:r>
-        <w:pict>
-          <v:rect style="width:0.0pt;height:1.5pt" o:hr="t" o:hrstd="t" o:hralign="center" fillcolor="#A0A0A0" stroked="f"/>
+        <w:spacing w:after="240"/>
+      </w:pPr>
+      <w:r>
+        <w:t>Kommentera komplex logik, inte självklarheter.</w:t>
+      </w:r>
+      <w:r>
+        <w:br/>
+      </w:r>
+    </w:p>
+    <w:p>
+      <w:r>
+        <w:rPr>
+          <w:noProof/>
+        </w:rPr>
+        <w:pict w14:anchorId="0F1CC01C">
+          <v:rect id="_x0000_i1026" alt="" style="width:451.6pt;height:.05pt;mso-width-percent:0;mso-height-percent:0;mso-width-percent:0;mso-height-percent:0" o:hrpct="965" o:hralign="center" o:hrstd="t" o:hr="t" fillcolor="#a0a0a0" stroked="f"/>
         </w:pict>
-      </w:r>
-      <w:r>
-        <w:rPr>
-          <w:rtl w:val="0"/>
-        </w:rPr>
       </w:r>
     </w:p>
     <w:p>
@@ -1132,27 +663,26 @@
         <w:pStyle w:val="Heading3"/>
         <w:keepNext w:val="0"/>
         <w:keepLines w:val="0"/>
-        <w:spacing w:before="280" w:lineRule="auto"/>
-        <w:rPr>
-          <w:b w:val="1"/>
-          <w:bCs w:val="1"/>
+        <w:spacing w:before="280"/>
+        <w:rPr>
+          <w:b/>
+          <w:bCs/>
           <w:color w:val="000000"/>
           <w:sz w:val="26"/>
           <w:szCs w:val="26"/>
         </w:rPr>
       </w:pPr>
-      <w:bookmarkStart w:colFirst="0" w:colLast="0" w:name="_e7uwi2kd9nor" w:id="7"/>
-      <w:bookmarkEnd w:id="7"/>
-      <w:r>
-        <w:rPr>
-          <w:b w:val="1"/>
-          <w:bCs w:val="1"/>
+      <w:bookmarkStart w:id="6" w:name="_e7uwi2kd9nor" w:colFirst="0" w:colLast="0"/>
+      <w:bookmarkEnd w:id="6"/>
+      <w:r>
+        <w:rPr>
+          <w:b/>
+          <w:bCs/>
           <w:color w:val="000000"/>
           <w:sz w:val="26"/>
           <w:szCs w:val="26"/>
-          <w:rtl w:val="0"/>
-        </w:rPr>
-        <w:t xml:space="preserve">Sammanfattning</w:t>
+        </w:rPr>
+        <w:t>Sammanfattning</w:t>
       </w:r>
     </w:p>
     <w:p>
@@ -1161,16 +691,13 @@
           <w:ilvl w:val="0"/>
           <w:numId w:val="1"/>
         </w:numPr>
-        <w:spacing w:after="0" w:before="240" w:lineRule="auto"/>
-        <w:ind w:left="720" w:hanging="360"/>
-        <w:rPr/>
-      </w:pPr>
-      <w:r>
-        <w:rPr>
-          <w:rtl w:val="0"/>
-        </w:rPr>
-        <w:t xml:space="preserve">Kodstandard gör att fler kan läsa, förstå och vidareutveckla din kod.</w:t>
-        <w:br w:type="textWrapping"/>
+        <w:spacing w:before="240"/>
+      </w:pPr>
+      <w:r>
+        <w:t>Kodstandard gör att fler kan läsa, förstå och vidareutveckla din kod.</w:t>
+      </w:r>
+      <w:r>
+        <w:br/>
       </w:r>
     </w:p>
     <w:p>
@@ -1179,16 +706,12 @@
           <w:ilvl w:val="0"/>
           <w:numId w:val="1"/>
         </w:numPr>
-        <w:spacing w:after="0" w:before="0" w:lineRule="auto"/>
-        <w:ind w:left="720" w:hanging="360"/>
-        <w:rPr/>
-      </w:pPr>
-      <w:r>
-        <w:rPr>
-          <w:rtl w:val="0"/>
-        </w:rPr>
-        <w:t xml:space="preserve">Struktur och tydlighet gör dina program mer professionella.</w:t>
-        <w:br w:type="textWrapping"/>
+      </w:pPr>
+      <w:r>
+        <w:t>Struktur och tydlighet gör dina program mer professionella.</w:t>
+      </w:r>
+      <w:r>
+        <w:br/>
       </w:r>
     </w:p>
     <w:p>
@@ -1197,55 +720,42 @@
           <w:ilvl w:val="0"/>
           <w:numId w:val="1"/>
         </w:numPr>
-        <w:spacing w:after="240" w:before="0" w:lineRule="auto"/>
-        <w:ind w:left="720" w:hanging="360"/>
-        <w:rPr/>
-      </w:pPr>
-      <w:r>
-        <w:rPr>
-          <w:rtl w:val="0"/>
-        </w:rPr>
-        <w:t xml:space="preserve">God kodstil är lika viktig som att programmet fungerar.</w:t>
-        <w:br w:type="textWrapping"/>
-      </w:r>
-    </w:p>
-    <w:p>
-      <w:pPr>
-        <w:rPr/>
-      </w:pPr>
-      <w:r>
-        <w:pict>
-          <v:rect style="width:0.0pt;height:1.5pt" o:hr="t" o:hrstd="t" o:hralign="center" fillcolor="#A0A0A0" stroked="f"/>
+        <w:spacing w:after="240"/>
+      </w:pPr>
+      <w:r>
+        <w:t>God kodstil är lika viktig som att programmet fungerar.</w:t>
+      </w:r>
+      <w:r>
+        <w:br/>
+      </w:r>
+    </w:p>
+    <w:p>
+      <w:r>
+        <w:rPr>
+          <w:noProof/>
+        </w:rPr>
+        <w:pict w14:anchorId="6A4B2B81">
+          <v:rect id="_x0000_i1025" alt="" style="width:451.6pt;height:.05pt;mso-width-percent:0;mso-height-percent:0;mso-width-percent:0;mso-height-percent:0" o:hrpct="965" o:hralign="center" o:hrstd="t" o:hr="t" fillcolor="#a0a0a0" stroked="f"/>
         </w:pict>
       </w:r>
-      <w:r>
-        <w:rPr>
-          <w:rtl w:val="0"/>
-        </w:rPr>
-      </w:r>
-    </w:p>
-    <w:p>
-      <w:pPr>
-        <w:rPr/>
-      </w:pPr>
-      <w:r>
-        <w:rPr>
-          <w:rtl w:val="0"/>
-        </w:rPr>
-      </w:r>
-    </w:p>
+    </w:p>
+    <w:p/>
     <w:sectPr>
-      <w:pgSz w:h="16834" w:w="11909" w:orient="portrait"/>
-      <w:pgMar w:bottom="1440" w:top="1440" w:left="1440" w:right="1440" w:header="720" w:footer="720"/>
+      <w:pgSz w:w="11909" w:h="16834"/>
+      <w:pgMar w:top="1440" w:right="1440" w:bottom="1440" w:left="1440" w:header="720" w:footer="720" w:gutter="0"/>
       <w:pgNumType w:start="1"/>
+      <w:cols w:space="720"/>
     </w:sectPr>
   </w:body>
 </w:document>
 </file>
 
 <file path=word/numbering.xml><?xml version="1.0" encoding="utf-8"?>
-<w:numbering xmlns:mc="http://schemas.openxmlformats.org/markup-compatibility/2006" xmlns:o="urn:schemas-microsoft-com:office:office" xmlns:r="http://schemas.openxmlformats.org/officeDocument/2006/relationships" xmlns:m="http://schemas.openxmlformats.org/officeDocument/2006/math" xmlns:v="urn:schemas-microsoft-com:vml" xmlns:wp="http://schemas.openxmlformats.org/drawingml/2006/wordprocessingDrawing" xmlns:w10="urn:schemas-microsoft-com:office:word" xmlns:w="http://schemas.openxmlformats.org/wordprocessingml/2006/main" xmlns:wne="http://schemas.microsoft.com/office/word/2006/wordml" xmlns:sl="http://schemas.openxmlformats.org/schemaLibrary/2006/main" xmlns:a="http://schemas.openxmlformats.org/drawingml/2006/main" xmlns:pic="http://schemas.openxmlformats.org/drawingml/2006/picture" xmlns:c="http://schemas.openxmlformats.org/drawingml/2006/chart" xmlns:lc="http://schemas.openxmlformats.org/drawingml/2006/lockedCanvas" xmlns:dgm="http://schemas.openxmlformats.org/drawingml/2006/diagram" xmlns:wps="http://schemas.microsoft.com/office/word/2010/wordprocessingShape" xmlns:wpg="http://schemas.microsoft.com/office/word/2010/wordprocessingGroup" xmlns:w14="http://schemas.microsoft.com/office/word/2010/wordml" xmlns:w15="http://schemas.microsoft.com/office/word/2012/wordml" xmlns:w16="http://schemas.microsoft.com/office/word/2018/wordml" xmlns:w16cex="http://schemas.microsoft.com/office/word/2018/wordml/cex" xmlns:w16cid="http://schemas.microsoft.com/office/word/2016/wordml/cid" xmlns="http://schemas.microsoft.com/office/tasks/2019/documenttasks" xmlns:cr="http://schemas.microsoft.com/office/comments/2020/reactions">
-  <w:abstractNum w:abstractNumId="1">
+<w:numbering xmlns:wpc="http://schemas.microsoft.com/office/word/2010/wordprocessingCanvas" xmlns:cx="http://schemas.microsoft.com/office/drawing/2014/chartex" xmlns:cx1="http://schemas.microsoft.com/office/drawing/2015/9/8/chartex" xmlns:cx2="http://schemas.microsoft.com/office/drawing/2015/10/21/chartex" xmlns:cx3="http://schemas.microsoft.com/office/drawing/2016/5/9/chartex" xmlns:cx4="http://schemas.microsoft.com/office/drawing/2016/5/10/chartex" xmlns:cx5="http://schemas.microsoft.com/office/drawing/2016/5/11/chartex" xmlns:cx6="http://schemas.microsoft.com/office/drawing/2016/5/12/chartex" xmlns:cx7="http://schemas.microsoft.com/office/drawing/2016/5/13/chartex" xmlns:cx8="http://schemas.microsoft.com/office/drawing/2016/5/14/chartex" xmlns:mc="http://schemas.openxmlformats.org/markup-compatibility/2006" xmlns:aink="http://schemas.microsoft.com/office/drawing/2016/ink" xmlns:am3d="http://schemas.microsoft.com/office/drawing/2017/model3d" xmlns:o="urn:schemas-microsoft-com:office:office" xmlns:oel="http://schemas.microsoft.com/office/2019/extlst" xmlns:r="http://schemas.openxmlformats.org/officeDocument/2006/relationships" xmlns:m="http://schemas.openxmlformats.org/officeDocument/2006/math" xmlns:v="urn:schemas-microsoft-com:vml" xmlns:wp14="http://schemas.microsoft.com/office/word/2010/wordprocessingDrawing" xmlns:wp="http://schemas.openxmlformats.org/drawingml/2006/wordprocessingDrawing" xmlns:w10="urn:schemas-microsoft-com:office:word" xmlns:w="http://schemas.openxmlformats.org/wordprocessingml/2006/main" xmlns:w14="http://schemas.microsoft.com/office/word/2010/wordml" xmlns:w15="http://schemas.microsoft.com/office/word/2012/wordml" xmlns:w16cex="http://schemas.microsoft.com/office/word/2018/wordml/cex" xmlns:w16cid="http://schemas.microsoft.com/office/word/2016/wordml/cid" xmlns:w16="http://schemas.microsoft.com/office/word/2018/wordml" xmlns:w16du="http://schemas.microsoft.com/office/word/2023/wordml/word16du" xmlns:w16sdtdh="http://schemas.microsoft.com/office/word/2020/wordml/sdtdatahash" xmlns:w16sdtfl="http://schemas.microsoft.com/office/word/2024/wordml/sdtformatlock" xmlns:w16se="http://schemas.microsoft.com/office/word/2015/wordml/symex" xmlns:wpg="http://schemas.microsoft.com/office/word/2010/wordprocessingGroup" xmlns:wpi="http://schemas.microsoft.com/office/word/2010/wordprocessingInk" xmlns:wne="http://schemas.microsoft.com/office/word/2006/wordml" xmlns:wps="http://schemas.microsoft.com/office/word/2010/wordprocessingShape" mc:Ignorable="w14 w15 w16se w16cid w16 w16cex w16sdtdh w16sdtfl w16du wp14">
+  <w:abstractNum w:abstractNumId="0" w15:restartNumberingAfterBreak="0">
+    <w:nsid w:val="0C764B3E"/>
+    <w:multiLevelType w:val="multilevel"/>
+    <w:tmpl w:val="911A0A72"/>
     <w:lvl w:ilvl="0">
       <w:start w:val="1"/>
       <w:numFmt w:val="bullet"/>
@@ -1355,7 +865,10 @@
       </w:rPr>
     </w:lvl>
   </w:abstractNum>
-  <w:abstractNum w:abstractNumId="2">
+  <w:abstractNum w:abstractNumId="1" w15:restartNumberingAfterBreak="0">
+    <w:nsid w:val="0F5E463F"/>
+    <w:multiLevelType w:val="multilevel"/>
+    <w:tmpl w:val="351CCF42"/>
     <w:lvl w:ilvl="0">
       <w:start w:val="1"/>
       <w:numFmt w:val="bullet"/>
@@ -1465,7 +978,10 @@
       </w:rPr>
     </w:lvl>
   </w:abstractNum>
-  <w:abstractNum w:abstractNumId="3">
+  <w:abstractNum w:abstractNumId="2" w15:restartNumberingAfterBreak="0">
+    <w:nsid w:val="33F33598"/>
+    <w:multiLevelType w:val="multilevel"/>
+    <w:tmpl w:val="91A4C412"/>
     <w:lvl w:ilvl="0">
       <w:start w:val="1"/>
       <w:numFmt w:val="bullet"/>
@@ -1575,7 +1091,10 @@
       </w:rPr>
     </w:lvl>
   </w:abstractNum>
-  <w:abstractNum w:abstractNumId="4">
+  <w:abstractNum w:abstractNumId="3" w15:restartNumberingAfterBreak="0">
+    <w:nsid w:val="43FC5C34"/>
+    <w:multiLevelType w:val="multilevel"/>
+    <w:tmpl w:val="05FACC20"/>
     <w:lvl w:ilvl="0">
       <w:start w:val="1"/>
       <w:numFmt w:val="bullet"/>
@@ -1685,7 +1204,10 @@
       </w:rPr>
     </w:lvl>
   </w:abstractNum>
-  <w:abstractNum w:abstractNumId="5">
+  <w:abstractNum w:abstractNumId="4" w15:restartNumberingAfterBreak="0">
+    <w:nsid w:val="64EB6793"/>
+    <w:multiLevelType w:val="multilevel"/>
+    <w:tmpl w:val="5FF23566"/>
     <w:lvl w:ilvl="0">
       <w:start w:val="1"/>
       <w:numFmt w:val="bullet"/>
@@ -1795,7 +1317,10 @@
       </w:rPr>
     </w:lvl>
   </w:abstractNum>
-  <w:abstractNum w:abstractNumId="6">
+  <w:abstractNum w:abstractNumId="5" w15:restartNumberingAfterBreak="0">
+    <w:nsid w:val="7EDF0526"/>
+    <w:multiLevelType w:val="multilevel"/>
+    <w:tmpl w:val="5ECAC814"/>
     <w:lvl w:ilvl="0">
       <w:start w:val="1"/>
       <w:numFmt w:val="bullet"/>
@@ -1905,36 +1430,36 @@
       </w:rPr>
     </w:lvl>
   </w:abstractNum>
-  <w:num w:numId="1">
+  <w:num w:numId="1" w16cid:durableId="677392806">
+    <w:abstractNumId w:val="4"/>
+  </w:num>
+  <w:num w:numId="2" w16cid:durableId="1015376139">
     <w:abstractNumId w:val="1"/>
   </w:num>
-  <w:num w:numId="2">
+  <w:num w:numId="3" w16cid:durableId="371199387">
+    <w:abstractNumId w:val="5"/>
+  </w:num>
+  <w:num w:numId="4" w16cid:durableId="170071044">
+    <w:abstractNumId w:val="3"/>
+  </w:num>
+  <w:num w:numId="5" w16cid:durableId="40636643">
     <w:abstractNumId w:val="2"/>
   </w:num>
-  <w:num w:numId="3">
-    <w:abstractNumId w:val="3"/>
-  </w:num>
-  <w:num w:numId="4">
-    <w:abstractNumId w:val="4"/>
-  </w:num>
-  <w:num w:numId="5">
-    <w:abstractNumId w:val="5"/>
-  </w:num>
-  <w:num w:numId="6">
-    <w:abstractNumId w:val="6"/>
+  <w:num w:numId="6" w16cid:durableId="372191167">
+    <w:abstractNumId w:val="0"/>
   </w:num>
 </w:numbering>
 </file>
 
 <file path=word/styles.xml><?xml version="1.0" encoding="utf-8"?>
-<w:styles xmlns:mc="http://schemas.openxmlformats.org/markup-compatibility/2006" xmlns:o="urn:schemas-microsoft-com:office:office" xmlns:r="http://schemas.openxmlformats.org/officeDocument/2006/relationships" xmlns:m="http://schemas.openxmlformats.org/officeDocument/2006/math" xmlns:v="urn:schemas-microsoft-com:vml" xmlns:wp="http://schemas.openxmlformats.org/drawingml/2006/wordprocessingDrawing" xmlns:w10="urn:schemas-microsoft-com:office:word" xmlns:w="http://schemas.openxmlformats.org/wordprocessingml/2006/main" xmlns:wne="http://schemas.microsoft.com/office/word/2006/wordml" xmlns:sl="http://schemas.openxmlformats.org/schemaLibrary/2006/main" xmlns:a="http://schemas.openxmlformats.org/drawingml/2006/main" xmlns:pic="http://schemas.openxmlformats.org/drawingml/2006/picture" xmlns:c="http://schemas.openxmlformats.org/drawingml/2006/chart" xmlns:lc="http://schemas.openxmlformats.org/drawingml/2006/lockedCanvas" xmlns:dgm="http://schemas.openxmlformats.org/drawingml/2006/diagram" xmlns:wps="http://schemas.microsoft.com/office/word/2010/wordprocessingShape" xmlns:wpg="http://schemas.microsoft.com/office/word/2010/wordprocessingGroup" xmlns:w14="http://schemas.microsoft.com/office/word/2010/wordml" xmlns:w15="http://schemas.microsoft.com/office/word/2012/wordml" xmlns:w16="http://schemas.microsoft.com/office/word/2018/wordml" xmlns:w16cex="http://schemas.microsoft.com/office/word/2018/wordml/cex" xmlns:w16cid="http://schemas.microsoft.com/office/word/2016/wordml/cid" xmlns="http://schemas.microsoft.com/office/tasks/2019/documenttasks" xmlns:cr="http://schemas.microsoft.com/office/comments/2020/reactions">
+<w:styles xmlns:mc="http://schemas.openxmlformats.org/markup-compatibility/2006" xmlns:r="http://schemas.openxmlformats.org/officeDocument/2006/relationships" xmlns:w="http://schemas.openxmlformats.org/wordprocessingml/2006/main" xmlns:w14="http://schemas.microsoft.com/office/word/2010/wordml" xmlns:w15="http://schemas.microsoft.com/office/word/2012/wordml" xmlns:w16cex="http://schemas.microsoft.com/office/word/2018/wordml/cex" xmlns:w16cid="http://schemas.microsoft.com/office/word/2016/wordml/cid" xmlns:w16="http://schemas.microsoft.com/office/word/2018/wordml" xmlns:w16du="http://schemas.microsoft.com/office/word/2023/wordml/word16du" xmlns:w16sdtdh="http://schemas.microsoft.com/office/word/2020/wordml/sdtdatahash" xmlns:w16sdtfl="http://schemas.microsoft.com/office/word/2024/wordml/sdtformatlock" xmlns:w16se="http://schemas.microsoft.com/office/word/2015/wordml/symex" mc:Ignorable="w14 w15 w16se w16cid w16 w16cex w16sdtdh w16sdtfl w16du">
   <w:docDefaults>
     <w:rPrDefault>
       <w:rPr>
-        <w:rFonts w:ascii="Arial" w:cs="Arial" w:eastAsia="Arial" w:hAnsi="Arial"/>
+        <w:rFonts w:ascii="Arial" w:eastAsia="Arial" w:hAnsi="Arial" w:cs="Arial"/>
         <w:sz w:val="22"/>
         <w:szCs w:val="22"/>
-        <w:lang w:val="en_GB"/>
+        <w:lang w:val="en-GB" w:eastAsia="en-US" w:bidi="ar-SA"/>
       </w:rPr>
     </w:rPrDefault>
     <w:pPrDefault>
@@ -1943,29 +1468,399 @@
       </w:pPr>
     </w:pPrDefault>
   </w:docDefaults>
-  <w:style w:type="table" w:styleId="TableNormal" w:default="1">
-    <w:name w:val="TableNormal"/>
-    <w:tblPr>
-      <w:tblCellMar>
-        <w:top w:w="100.0" w:type="dxa"/>
-        <w:left w:w="100.0" w:type="dxa"/>
-        <w:bottom w:w="100.0" w:type="dxa"/>
-        <w:right w:w="100.0" w:type="dxa"/>
-      </w:tblCellMar>
-    </w:tblPr>
-  </w:style>
-  <w:style w:type="paragraph" w:styleId="Normal" w:default="1">
-    <w:name w:val="normal"/>
+  <w:latentStyles w:defLockedState="0" w:defUIPriority="99" w:defSemiHidden="0" w:defUnhideWhenUsed="0" w:defQFormat="0" w:count="376">
+    <w:lsdException w:name="Normal" w:uiPriority="0" w:qFormat="1"/>
+    <w:lsdException w:name="heading 1" w:uiPriority="9" w:qFormat="1"/>
+    <w:lsdException w:name="heading 2" w:semiHidden="1" w:uiPriority="9" w:unhideWhenUsed="1" w:qFormat="1"/>
+    <w:lsdException w:name="heading 3" w:semiHidden="1" w:uiPriority="9" w:unhideWhenUsed="1" w:qFormat="1"/>
+    <w:lsdException w:name="heading 4" w:semiHidden="1" w:uiPriority="9" w:unhideWhenUsed="1" w:qFormat="1"/>
+    <w:lsdException w:name="heading 5" w:semiHidden="1" w:uiPriority="9" w:unhideWhenUsed="1" w:qFormat="1"/>
+    <w:lsdException w:name="heading 6" w:semiHidden="1" w:uiPriority="9" w:unhideWhenUsed="1" w:qFormat="1"/>
+    <w:lsdException w:name="heading 7" w:semiHidden="1" w:uiPriority="9" w:unhideWhenUsed="1" w:qFormat="1"/>
+    <w:lsdException w:name="heading 8" w:semiHidden="1" w:uiPriority="9" w:unhideWhenUsed="1" w:qFormat="1"/>
+    <w:lsdException w:name="heading 9" w:semiHidden="1" w:uiPriority="9" w:unhideWhenUsed="1" w:qFormat="1"/>
+    <w:lsdException w:name="index 1" w:semiHidden="1" w:unhideWhenUsed="1"/>
+    <w:lsdException w:name="index 2" w:semiHidden="1" w:unhideWhenUsed="1"/>
+    <w:lsdException w:name="index 3" w:semiHidden="1" w:unhideWhenUsed="1"/>
+    <w:lsdException w:name="index 4" w:semiHidden="1" w:unhideWhenUsed="1"/>
+    <w:lsdException w:name="index 5" w:semiHidden="1" w:unhideWhenUsed="1"/>
+    <w:lsdException w:name="index 6" w:semiHidden="1" w:unhideWhenUsed="1"/>
+    <w:lsdException w:name="index 7" w:semiHidden="1" w:unhideWhenUsed="1"/>
+    <w:lsdException w:name="index 8" w:semiHidden="1" w:unhideWhenUsed="1"/>
+    <w:lsdException w:name="index 9" w:semiHidden="1" w:unhideWhenUsed="1"/>
+    <w:lsdException w:name="toc 1" w:semiHidden="1" w:uiPriority="39" w:unhideWhenUsed="1"/>
+    <w:lsdException w:name="toc 2" w:semiHidden="1" w:uiPriority="39" w:unhideWhenUsed="1"/>
+    <w:lsdException w:name="toc 3" w:semiHidden="1" w:uiPriority="39" w:unhideWhenUsed="1"/>
+    <w:lsdException w:name="toc 4" w:semiHidden="1" w:uiPriority="39" w:unhideWhenUsed="1"/>
+    <w:lsdException w:name="toc 5" w:semiHidden="1" w:uiPriority="39" w:unhideWhenUsed="1"/>
+    <w:lsdException w:name="toc 6" w:semiHidden="1" w:uiPriority="39" w:unhideWhenUsed="1"/>
+    <w:lsdException w:name="toc 7" w:semiHidden="1" w:uiPriority="39" w:unhideWhenUsed="1"/>
+    <w:lsdException w:name="toc 8" w:semiHidden="1" w:uiPriority="39" w:unhideWhenUsed="1"/>
+    <w:lsdException w:name="toc 9" w:semiHidden="1" w:uiPriority="39" w:unhideWhenUsed="1"/>
+    <w:lsdException w:name="Normal Indent" w:semiHidden="1" w:unhideWhenUsed="1"/>
+    <w:lsdException w:name="footnote text" w:semiHidden="1" w:unhideWhenUsed="1"/>
+    <w:lsdException w:name="annotation text" w:semiHidden="1" w:unhideWhenUsed="1"/>
+    <w:lsdException w:name="header" w:semiHidden="1" w:unhideWhenUsed="1"/>
+    <w:lsdException w:name="footer" w:semiHidden="1" w:unhideWhenUsed="1"/>
+    <w:lsdException w:name="index heading" w:semiHidden="1" w:unhideWhenUsed="1"/>
+    <w:lsdException w:name="caption" w:semiHidden="1" w:uiPriority="35" w:unhideWhenUsed="1" w:qFormat="1"/>
+    <w:lsdException w:name="table of figures" w:semiHidden="1" w:unhideWhenUsed="1"/>
+    <w:lsdException w:name="envelope address" w:semiHidden="1" w:unhideWhenUsed="1"/>
+    <w:lsdException w:name="envelope return" w:semiHidden="1" w:unhideWhenUsed="1"/>
+    <w:lsdException w:name="footnote reference" w:semiHidden="1" w:unhideWhenUsed="1"/>
+    <w:lsdException w:name="annotation reference" w:semiHidden="1" w:unhideWhenUsed="1"/>
+    <w:lsdException w:name="line number" w:semiHidden="1" w:unhideWhenUsed="1"/>
+    <w:lsdException w:name="page number" w:semiHidden="1" w:unhideWhenUsed="1"/>
+    <w:lsdException w:name="endnote reference" w:semiHidden="1" w:unhideWhenUsed="1"/>
+    <w:lsdException w:name="endnote text" w:semiHidden="1" w:unhideWhenUsed="1"/>
+    <w:lsdException w:name="table of authorities" w:semiHidden="1" w:unhideWhenUsed="1"/>
+    <w:lsdException w:name="macro" w:semiHidden="1" w:unhideWhenUsed="1"/>
+    <w:lsdException w:name="toa heading" w:semiHidden="1" w:unhideWhenUsed="1"/>
+    <w:lsdException w:name="List" w:semiHidden="1" w:unhideWhenUsed="1"/>
+    <w:lsdException w:name="List Bullet" w:semiHidden="1" w:unhideWhenUsed="1"/>
+    <w:lsdException w:name="List Number" w:semiHidden="1" w:unhideWhenUsed="1"/>
+    <w:lsdException w:name="List 2" w:semiHidden="1" w:unhideWhenUsed="1"/>
+    <w:lsdException w:name="List 3" w:semiHidden="1" w:unhideWhenUsed="1"/>
+    <w:lsdException w:name="List 4" w:semiHidden="1" w:unhideWhenUsed="1"/>
+    <w:lsdException w:name="List 5" w:semiHidden="1" w:unhideWhenUsed="1"/>
+    <w:lsdException w:name="List Bullet 2" w:semiHidden="1" w:unhideWhenUsed="1"/>
+    <w:lsdException w:name="List Bullet 3" w:semiHidden="1" w:unhideWhenUsed="1"/>
+    <w:lsdException w:name="List Bullet 4" w:semiHidden="1" w:unhideWhenUsed="1"/>
+    <w:lsdException w:name="List Bullet 5" w:semiHidden="1" w:unhideWhenUsed="1"/>
+    <w:lsdException w:name="List Number 2" w:semiHidden="1" w:unhideWhenUsed="1"/>
+    <w:lsdException w:name="List Number 3" w:semiHidden="1" w:unhideWhenUsed="1"/>
+    <w:lsdException w:name="List Number 4" w:semiHidden="1" w:unhideWhenUsed="1"/>
+    <w:lsdException w:name="List Number 5" w:semiHidden="1" w:unhideWhenUsed="1"/>
+    <w:lsdException w:name="Title" w:uiPriority="10" w:qFormat="1"/>
+    <w:lsdException w:name="Closing" w:semiHidden="1" w:unhideWhenUsed="1"/>
+    <w:lsdException w:name="Signature" w:semiHidden="1" w:unhideWhenUsed="1"/>
+    <w:lsdException w:name="Default Paragraph Font" w:semiHidden="1" w:uiPriority="1" w:unhideWhenUsed="1"/>
+    <w:lsdException w:name="Body Text" w:semiHidden="1" w:unhideWhenUsed="1"/>
+    <w:lsdException w:name="Body Text Indent" w:semiHidden="1" w:unhideWhenUsed="1"/>
+    <w:lsdException w:name="List Continue" w:semiHidden="1" w:unhideWhenUsed="1"/>
+    <w:lsdException w:name="List Continue 2" w:semiHidden="1" w:unhideWhenUsed="1"/>
+    <w:lsdException w:name="List Continue 3" w:semiHidden="1" w:unhideWhenUsed="1"/>
+    <w:lsdException w:name="List Continue 4" w:semiHidden="1" w:unhideWhenUsed="1"/>
+    <w:lsdException w:name="List Continue 5" w:semiHidden="1" w:unhideWhenUsed="1"/>
+    <w:lsdException w:name="Message Header" w:semiHidden="1" w:unhideWhenUsed="1"/>
+    <w:lsdException w:name="Subtitle" w:uiPriority="11" w:qFormat="1"/>
+    <w:lsdException w:name="Salutation" w:semiHidden="1" w:unhideWhenUsed="1"/>
+    <w:lsdException w:name="Date" w:semiHidden="1" w:unhideWhenUsed="1"/>
+    <w:lsdException w:name="Body Text First Indent" w:semiHidden="1" w:unhideWhenUsed="1"/>
+    <w:lsdException w:name="Body Text First Indent 2" w:semiHidden="1" w:unhideWhenUsed="1"/>
+    <w:lsdException w:name="Note Heading" w:semiHidden="1" w:unhideWhenUsed="1"/>
+    <w:lsdException w:name="Body Text 2" w:semiHidden="1" w:unhideWhenUsed="1"/>
+    <w:lsdException w:name="Body Text 3" w:semiHidden="1" w:unhideWhenUsed="1"/>
+    <w:lsdException w:name="Body Text Indent 2" w:semiHidden="1" w:unhideWhenUsed="1"/>
+    <w:lsdException w:name="Body Text Indent 3" w:semiHidden="1" w:unhideWhenUsed="1"/>
+    <w:lsdException w:name="Block Text" w:semiHidden="1" w:unhideWhenUsed="1"/>
+    <w:lsdException w:name="Hyperlink" w:semiHidden="1" w:unhideWhenUsed="1"/>
+    <w:lsdException w:name="FollowedHyperlink" w:semiHidden="1" w:unhideWhenUsed="1"/>
+    <w:lsdException w:name="Strong" w:uiPriority="22" w:qFormat="1"/>
+    <w:lsdException w:name="Emphasis" w:uiPriority="20" w:qFormat="1"/>
+    <w:lsdException w:name="Document Map" w:semiHidden="1" w:unhideWhenUsed="1"/>
+    <w:lsdException w:name="Plain Text" w:semiHidden="1" w:unhideWhenUsed="1"/>
+    <w:lsdException w:name="E-mail Signature" w:semiHidden="1" w:unhideWhenUsed="1"/>
+    <w:lsdException w:name="HTML Top of Form" w:semiHidden="1" w:unhideWhenUsed="1"/>
+    <w:lsdException w:name="HTML Bottom of Form" w:semiHidden="1" w:unhideWhenUsed="1"/>
+    <w:lsdException w:name="Normal (Web)" w:semiHidden="1" w:unhideWhenUsed="1"/>
+    <w:lsdException w:name="HTML Acronym" w:semiHidden="1" w:unhideWhenUsed="1"/>
+    <w:lsdException w:name="HTML Address" w:semiHidden="1" w:unhideWhenUsed="1"/>
+    <w:lsdException w:name="HTML Cite" w:semiHidden="1" w:unhideWhenUsed="1"/>
+    <w:lsdException w:name="HTML Code" w:semiHidden="1" w:unhideWhenUsed="1"/>
+    <w:lsdException w:name="HTML Definition" w:semiHidden="1" w:unhideWhenUsed="1"/>
+    <w:lsdException w:name="HTML Keyboard" w:semiHidden="1" w:unhideWhenUsed="1"/>
+    <w:lsdException w:name="HTML Preformatted" w:semiHidden="1" w:unhideWhenUsed="1"/>
+    <w:lsdException w:name="HTML Sample" w:semiHidden="1" w:unhideWhenUsed="1"/>
+    <w:lsdException w:name="HTML Typewriter" w:semiHidden="1" w:unhideWhenUsed="1"/>
+    <w:lsdException w:name="HTML Variable" w:semiHidden="1" w:unhideWhenUsed="1"/>
+    <w:lsdException w:name="Normal Table" w:semiHidden="1" w:unhideWhenUsed="1"/>
+    <w:lsdException w:name="annotation subject" w:semiHidden="1" w:unhideWhenUsed="1"/>
+    <w:lsdException w:name="No List" w:semiHidden="1" w:unhideWhenUsed="1"/>
+    <w:lsdException w:name="Outline List 1" w:semiHidden="1" w:unhideWhenUsed="1"/>
+    <w:lsdException w:name="Outline List 2" w:semiHidden="1" w:unhideWhenUsed="1"/>
+    <w:lsdException w:name="Outline List 3" w:semiHidden="1" w:unhideWhenUsed="1"/>
+    <w:lsdException w:name="Table Simple 1" w:semiHidden="1" w:unhideWhenUsed="1"/>
+    <w:lsdException w:name="Table Simple 2" w:semiHidden="1" w:unhideWhenUsed="1"/>
+    <w:lsdException w:name="Table Simple 3" w:semiHidden="1" w:unhideWhenUsed="1"/>
+    <w:lsdException w:name="Table Classic 1" w:semiHidden="1" w:unhideWhenUsed="1"/>
+    <w:lsdException w:name="Table Classic 2" w:semiHidden="1" w:unhideWhenUsed="1"/>
+    <w:lsdException w:name="Table Classic 3" w:semiHidden="1" w:unhideWhenUsed="1"/>
+    <w:lsdException w:name="Table Classic 4" w:semiHidden="1" w:unhideWhenUsed="1"/>
+    <w:lsdException w:name="Table Colorful 1" w:semiHidden="1" w:unhideWhenUsed="1"/>
+    <w:lsdException w:name="Table Colorful 2" w:semiHidden="1" w:unhideWhenUsed="1"/>
+    <w:lsdException w:name="Table Colorful 3" w:semiHidden="1" w:unhideWhenUsed="1"/>
+    <w:lsdException w:name="Table Columns 1" w:semiHidden="1" w:unhideWhenUsed="1"/>
+    <w:lsdException w:name="Table Columns 2" w:semiHidden="1" w:unhideWhenUsed="1"/>
+    <w:lsdException w:name="Table Columns 3" w:semiHidden="1" w:unhideWhenUsed="1"/>
+    <w:lsdException w:name="Table Columns 4" w:semiHidden="1" w:unhideWhenUsed="1"/>
+    <w:lsdException w:name="Table Columns 5" w:semiHidden="1" w:unhideWhenUsed="1"/>
+    <w:lsdException w:name="Table Grid 1" w:semiHidden="1" w:unhideWhenUsed="1"/>
+    <w:lsdException w:name="Table Grid 2" w:semiHidden="1" w:unhideWhenUsed="1"/>
+    <w:lsdException w:name="Table Grid 3" w:semiHidden="1" w:unhideWhenUsed="1"/>
+    <w:lsdException w:name="Table Grid 4" w:semiHidden="1" w:unhideWhenUsed="1"/>
+    <w:lsdException w:name="Table Grid 5" w:semiHidden="1" w:unhideWhenUsed="1"/>
+    <w:lsdException w:name="Table Grid 6" w:semiHidden="1" w:unhideWhenUsed="1"/>
+    <w:lsdException w:name="Table Grid 7" w:semiHidden="1" w:unhideWhenUsed="1"/>
+    <w:lsdException w:name="Table Grid 8" w:semiHidden="1" w:unhideWhenUsed="1"/>
+    <w:lsdException w:name="Table List 1" w:semiHidden="1" w:unhideWhenUsed="1"/>
+    <w:lsdException w:name="Table List 2" w:semiHidden="1" w:unhideWhenUsed="1"/>
+    <w:lsdException w:name="Table List 3" w:semiHidden="1" w:unhideWhenUsed="1"/>
+    <w:lsdException w:name="Table List 4" w:semiHidden="1" w:unhideWhenUsed="1"/>
+    <w:lsdException w:name="Table List 5" w:semiHidden="1" w:unhideWhenUsed="1"/>
+    <w:lsdException w:name="Table List 6" w:semiHidden="1" w:unhideWhenUsed="1"/>
+    <w:lsdException w:name="Table List 7" w:semiHidden="1" w:unhideWhenUsed="1"/>
+    <w:lsdException w:name="Table List 8" w:semiHidden="1" w:unhideWhenUsed="1"/>
+    <w:lsdException w:name="Table 3D effects 1" w:semiHidden="1" w:unhideWhenUsed="1"/>
+    <w:lsdException w:name="Table 3D effects 2" w:semiHidden="1" w:unhideWhenUsed="1"/>
+    <w:lsdException w:name="Table 3D effects 3" w:semiHidden="1" w:unhideWhenUsed="1"/>
+    <w:lsdException w:name="Table Contemporary" w:semiHidden="1" w:unhideWhenUsed="1"/>
+    <w:lsdException w:name="Table Elegant" w:semiHidden="1" w:unhideWhenUsed="1"/>
+    <w:lsdException w:name="Table Professional" w:semiHidden="1" w:unhideWhenUsed="1"/>
+    <w:lsdException w:name="Table Subtle 1" w:semiHidden="1" w:unhideWhenUsed="1"/>
+    <w:lsdException w:name="Table Subtle 2" w:semiHidden="1" w:unhideWhenUsed="1"/>
+    <w:lsdException w:name="Table Web 1" w:semiHidden="1" w:unhideWhenUsed="1"/>
+    <w:lsdException w:name="Table Web 2" w:semiHidden="1" w:unhideWhenUsed="1"/>
+    <w:lsdException w:name="Table Web 3" w:semiHidden="1" w:unhideWhenUsed="1"/>
+    <w:lsdException w:name="Balloon Text" w:semiHidden="1" w:unhideWhenUsed="1"/>
+    <w:lsdException w:name="Table Grid" w:uiPriority="39"/>
+    <w:lsdException w:name="Table Theme" w:semiHidden="1" w:unhideWhenUsed="1"/>
+    <w:lsdException w:name="Placeholder Text" w:semiHidden="1"/>
+    <w:lsdException w:name="No Spacing" w:uiPriority="1" w:qFormat="1"/>
+    <w:lsdException w:name="Light Shading" w:uiPriority="60"/>
+    <w:lsdException w:name="Light List" w:uiPriority="61"/>
+    <w:lsdException w:name="Light Grid" w:uiPriority="62"/>
+    <w:lsdException w:name="Medium Shading 1" w:uiPriority="63"/>
+    <w:lsdException w:name="Medium Shading 2" w:uiPriority="64"/>
+    <w:lsdException w:name="Medium List 1" w:uiPriority="65"/>
+    <w:lsdException w:name="Medium List 2" w:uiPriority="66"/>
+    <w:lsdException w:name="Medium Grid 1" w:uiPriority="67"/>
+    <w:lsdException w:name="Medium Grid 2" w:uiPriority="68"/>
+    <w:lsdException w:name="Medium Grid 3" w:uiPriority="69"/>
+    <w:lsdException w:name="Dark List" w:uiPriority="70"/>
+    <w:lsdException w:name="Colorful Shading" w:uiPriority="71"/>
+    <w:lsdException w:name="Colorful List" w:uiPriority="72"/>
+    <w:lsdException w:name="Colorful Grid" w:uiPriority="73"/>
+    <w:lsdException w:name="Light Shading Accent 1" w:uiPriority="60"/>
+    <w:lsdException w:name="Light List Accent 1" w:uiPriority="61"/>
+    <w:lsdException w:name="Light Grid Accent 1" w:uiPriority="62"/>
+    <w:lsdException w:name="Medium Shading 1 Accent 1" w:uiPriority="63"/>
+    <w:lsdException w:name="Medium Shading 2 Accent 1" w:uiPriority="64"/>
+    <w:lsdException w:name="Medium List 1 Accent 1" w:uiPriority="65"/>
+    <w:lsdException w:name="Revision" w:semiHidden="1"/>
+    <w:lsdException w:name="List Paragraph" w:uiPriority="34" w:qFormat="1"/>
+    <w:lsdException w:name="Quote" w:uiPriority="29" w:qFormat="1"/>
+    <w:lsdException w:name="Intense Quote" w:uiPriority="30" w:qFormat="1"/>
+    <w:lsdException w:name="Medium List 2 Accent 1" w:uiPriority="66"/>
+    <w:lsdException w:name="Medium Grid 1 Accent 1" w:uiPriority="67"/>
+    <w:lsdException w:name="Medium Grid 2 Accent 1" w:uiPriority="68"/>
+    <w:lsdException w:name="Medium Grid 3 Accent 1" w:uiPriority="69"/>
+    <w:lsdException w:name="Dark List Accent 1" w:uiPriority="70"/>
+    <w:lsdException w:name="Colorful Shading Accent 1" w:uiPriority="71"/>
+    <w:lsdException w:name="Colorful List Accent 1" w:uiPriority="72"/>
+    <w:lsdException w:name="Colorful Grid Accent 1" w:uiPriority="73"/>
+    <w:lsdException w:name="Light Shading Accent 2" w:uiPriority="60"/>
+    <w:lsdException w:name="Light List Accent 2" w:uiPriority="61"/>
+    <w:lsdException w:name="Light Grid Accent 2" w:uiPriority="62"/>
+    <w:lsdException w:name="Medium Shading 1 Accent 2" w:uiPriority="63"/>
+    <w:lsdException w:name="Medium Shading 2 Accent 2" w:uiPriority="64"/>
+    <w:lsdException w:name="Medium List 1 Accent 2" w:uiPriority="65"/>
+    <w:lsdException w:name="Medium List 2 Accent 2" w:uiPriority="66"/>
+    <w:lsdException w:name="Medium Grid 1 Accent 2" w:uiPriority="67"/>
+    <w:lsdException w:name="Medium Grid 2 Accent 2" w:uiPriority="68"/>
+    <w:lsdException w:name="Medium Grid 3 Accent 2" w:uiPriority="69"/>
+    <w:lsdException w:name="Dark List Accent 2" w:uiPriority="70"/>
+    <w:lsdException w:name="Colorful Shading Accent 2" w:uiPriority="71"/>
+    <w:lsdException w:name="Colorful List Accent 2" w:uiPriority="72"/>
+    <w:lsdException w:name="Colorful Grid Accent 2" w:uiPriority="73"/>
+    <w:lsdException w:name="Light Shading Accent 3" w:uiPriority="60"/>
+    <w:lsdException w:name="Light List Accent 3" w:uiPriority="61"/>
+    <w:lsdException w:name="Light Grid Accent 3" w:uiPriority="62"/>
+    <w:lsdException w:name="Medium Shading 1 Accent 3" w:uiPriority="63"/>
+    <w:lsdException w:name="Medium Shading 2 Accent 3" w:uiPriority="64"/>
+    <w:lsdException w:name="Medium List 1 Accent 3" w:uiPriority="65"/>
+    <w:lsdException w:name="Medium List 2 Accent 3" w:uiPriority="66"/>
+    <w:lsdException w:name="Medium Grid 1 Accent 3" w:uiPriority="67"/>
+    <w:lsdException w:name="Medium Grid 2 Accent 3" w:uiPriority="68"/>
+    <w:lsdException w:name="Medium Grid 3 Accent 3" w:uiPriority="69"/>
+    <w:lsdException w:name="Dark List Accent 3" w:uiPriority="70"/>
+    <w:lsdException w:name="Colorful Shading Accent 3" w:uiPriority="71"/>
+    <w:lsdException w:name="Colorful List Accent 3" w:uiPriority="72"/>
+    <w:lsdException w:name="Colorful Grid Accent 3" w:uiPriority="73"/>
+    <w:lsdException w:name="Light Shading Accent 4" w:uiPriority="60"/>
+    <w:lsdException w:name="Light List Accent 4" w:uiPriority="61"/>
+    <w:lsdException w:name="Light Grid Accent 4" w:uiPriority="62"/>
+    <w:lsdException w:name="Medium Shading 1 Accent 4" w:uiPriority="63"/>
+    <w:lsdException w:name="Medium Shading 2 Accent 4" w:uiPriority="64"/>
+    <w:lsdException w:name="Medium List 1 Accent 4" w:uiPriority="65"/>
+    <w:lsdException w:name="Medium List 2 Accent 4" w:uiPriority="66"/>
+    <w:lsdException w:name="Medium Grid 1 Accent 4" w:uiPriority="67"/>
+    <w:lsdException w:name="Medium Grid 2 Accent 4" w:uiPriority="68"/>
+    <w:lsdException w:name="Medium Grid 3 Accent 4" w:uiPriority="69"/>
+    <w:lsdException w:name="Dark List Accent 4" w:uiPriority="70"/>
+    <w:lsdException w:name="Colorful Shading Accent 4" w:uiPriority="71"/>
+    <w:lsdException w:name="Colorful List Accent 4" w:uiPriority="72"/>
+    <w:lsdException w:name="Colorful Grid Accent 4" w:uiPriority="73"/>
+    <w:lsdException w:name="Light Shading Accent 5" w:uiPriority="60"/>
+    <w:lsdException w:name="Light List Accent 5" w:uiPriority="61"/>
+    <w:lsdException w:name="Light Grid Accent 5" w:uiPriority="62"/>
+    <w:lsdException w:name="Medium Shading 1 Accent 5" w:uiPriority="63"/>
+    <w:lsdException w:name="Medium Shading 2 Accent 5" w:uiPriority="64"/>
+    <w:lsdException w:name="Medium List 1 Accent 5" w:uiPriority="65"/>
+    <w:lsdException w:name="Medium List 2 Accent 5" w:uiPriority="66"/>
+    <w:lsdException w:name="Medium Grid 1 Accent 5" w:uiPriority="67"/>
+    <w:lsdException w:name="Medium Grid 2 Accent 5" w:uiPriority="68"/>
+    <w:lsdException w:name="Medium Grid 3 Accent 5" w:uiPriority="69"/>
+    <w:lsdException w:name="Dark List Accent 5" w:uiPriority="70"/>
+    <w:lsdException w:name="Colorful Shading Accent 5" w:uiPriority="71"/>
+    <w:lsdException w:name="Colorful List Accent 5" w:uiPriority="72"/>
+    <w:lsdException w:name="Colorful Grid Accent 5" w:uiPriority="73"/>
+    <w:lsdException w:name="Light Shading Accent 6" w:uiPriority="60"/>
+    <w:lsdException w:name="Light List Accent 6" w:uiPriority="61"/>
+    <w:lsdException w:name="Light Grid Accent 6" w:uiPriority="62"/>
+    <w:lsdException w:name="Medium Shading 1 Accent 6" w:uiPriority="63"/>
+    <w:lsdException w:name="Medium Shading 2 Accent 6" w:uiPriority="64"/>
+    <w:lsdException w:name="Medium List 1 Accent 6" w:uiPriority="65"/>
+    <w:lsdException w:name="Medium List 2 Accent 6" w:uiPriority="66"/>
+    <w:lsdException w:name="Medium Grid 1 Accent 6" w:uiPriority="67"/>
+    <w:lsdException w:name="Medium Grid 2 Accent 6" w:uiPriority="68"/>
+    <w:lsdException w:name="Medium Grid 3 Accent 6" w:uiPriority="69"/>
+    <w:lsdException w:name="Dark List Accent 6" w:uiPriority="70"/>
+    <w:lsdException w:name="Colorful Shading Accent 6" w:uiPriority="71"/>
+    <w:lsdException w:name="Colorful List Accent 6" w:uiPriority="72"/>
+    <w:lsdException w:name="Colorful Grid Accent 6" w:uiPriority="73"/>
+    <w:lsdException w:name="Subtle Emphasis" w:uiPriority="19" w:qFormat="1"/>
+    <w:lsdException w:name="Intense Emphasis" w:uiPriority="21" w:qFormat="1"/>
+    <w:lsdException w:name="Subtle Reference" w:uiPriority="31" w:qFormat="1"/>
+    <w:lsdException w:name="Intense Reference" w:uiPriority="32" w:qFormat="1"/>
+    <w:lsdException w:name="Book Title" w:uiPriority="33" w:qFormat="1"/>
+    <w:lsdException w:name="Bibliography" w:semiHidden="1" w:uiPriority="37" w:unhideWhenUsed="1"/>
+    <w:lsdException w:name="TOC Heading" w:semiHidden="1" w:uiPriority="39" w:unhideWhenUsed="1" w:qFormat="1"/>
+    <w:lsdException w:name="Plain Table 1" w:uiPriority="41"/>
+    <w:lsdException w:name="Plain Table 2" w:uiPriority="42"/>
+    <w:lsdException w:name="Plain Table 3" w:uiPriority="43"/>
+    <w:lsdException w:name="Plain Table 4" w:uiPriority="44"/>
+    <w:lsdException w:name="Plain Table 5" w:uiPriority="45"/>
+    <w:lsdException w:name="Grid Table Light" w:uiPriority="40"/>
+    <w:lsdException w:name="Grid Table 1 Light" w:uiPriority="46"/>
+    <w:lsdException w:name="Grid Table 2" w:uiPriority="47"/>
+    <w:lsdException w:name="Grid Table 3" w:uiPriority="48"/>
+    <w:lsdException w:name="Grid Table 4" w:uiPriority="49"/>
+    <w:lsdException w:name="Grid Table 5 Dark" w:uiPriority="50"/>
+    <w:lsdException w:name="Grid Table 6 Colorful" w:uiPriority="51"/>
+    <w:lsdException w:name="Grid Table 7 Colorful" w:uiPriority="52"/>
+    <w:lsdException w:name="Grid Table 1 Light Accent 1" w:uiPriority="46"/>
+    <w:lsdException w:name="Grid Table 2 Accent 1" w:uiPriority="47"/>
+    <w:lsdException w:name="Grid Table 3 Accent 1" w:uiPriority="48"/>
+    <w:lsdException w:name="Grid Table 4 Accent 1" w:uiPriority="49"/>
+    <w:lsdException w:name="Grid Table 5 Dark Accent 1" w:uiPriority="50"/>
+    <w:lsdException w:name="Grid Table 6 Colorful Accent 1" w:uiPriority="51"/>
+    <w:lsdException w:name="Grid Table 7 Colorful Accent 1" w:uiPriority="52"/>
+    <w:lsdException w:name="Grid Table 1 Light Accent 2" w:uiPriority="46"/>
+    <w:lsdException w:name="Grid Table 2 Accent 2" w:uiPriority="47"/>
+    <w:lsdException w:name="Grid Table 3 Accent 2" w:uiPriority="48"/>
+    <w:lsdException w:name="Grid Table 4 Accent 2" w:uiPriority="49"/>
+    <w:lsdException w:name="Grid Table 5 Dark Accent 2" w:uiPriority="50"/>
+    <w:lsdException w:name="Grid Table 6 Colorful Accent 2" w:uiPriority="51"/>
+    <w:lsdException w:name="Grid Table 7 Colorful Accent 2" w:uiPriority="52"/>
+    <w:lsdException w:name="Grid Table 1 Light Accent 3" w:uiPriority="46"/>
+    <w:lsdException w:name="Grid Table 2 Accent 3" w:uiPriority="47"/>
+    <w:lsdException w:name="Grid Table 3 Accent 3" w:uiPriority="48"/>
+    <w:lsdException w:name="Grid Table 4 Accent 3" w:uiPriority="49"/>
+    <w:lsdException w:name="Grid Table 5 Dark Accent 3" w:uiPriority="50"/>
+    <w:lsdException w:name="Grid Table 6 Colorful Accent 3" w:uiPriority="51"/>
+    <w:lsdException w:name="Grid Table 7 Colorful Accent 3" w:uiPriority="52"/>
+    <w:lsdException w:name="Grid Table 1 Light Accent 4" w:uiPriority="46"/>
+    <w:lsdException w:name="Grid Table 2 Accent 4" w:uiPriority="47"/>
+    <w:lsdException w:name="Grid Table 3 Accent 4" w:uiPriority="48"/>
+    <w:lsdException w:name="Grid Table 4 Accent 4" w:uiPriority="49"/>
+    <w:lsdException w:name="Grid Table 5 Dark Accent 4" w:uiPriority="50"/>
+    <w:lsdException w:name="Grid Table 6 Colorful Accent 4" w:uiPriority="51"/>
+    <w:lsdException w:name="Grid Table 7 Colorful Accent 4" w:uiPriority="52"/>
+    <w:lsdException w:name="Grid Table 1 Light Accent 5" w:uiPriority="46"/>
+    <w:lsdException w:name="Grid Table 2 Accent 5" w:uiPriority="47"/>
+    <w:lsdException w:name="Grid Table 3 Accent 5" w:uiPriority="48"/>
+    <w:lsdException w:name="Grid Table 4 Accent 5" w:uiPriority="49"/>
+    <w:lsdException w:name="Grid Table 5 Dark Accent 5" w:uiPriority="50"/>
+    <w:lsdException w:name="Grid Table 6 Colorful Accent 5" w:uiPriority="51"/>
+    <w:lsdException w:name="Grid Table 7 Colorful Accent 5" w:uiPriority="52"/>
+    <w:lsdException w:name="Grid Table 1 Light Accent 6" w:uiPriority="46"/>
+    <w:lsdException w:name="Grid Table 2 Accent 6" w:uiPriority="47"/>
+    <w:lsdException w:name="Grid Table 3 Accent 6" w:uiPriority="48"/>
+    <w:lsdException w:name="Grid Table 4 Accent 6" w:uiPriority="49"/>
+    <w:lsdException w:name="Grid Table 5 Dark Accent 6" w:uiPriority="50"/>
+    <w:lsdException w:name="Grid Table 6 Colorful Accent 6" w:uiPriority="51"/>
+    <w:lsdException w:name="Grid Table 7 Colorful Accent 6" w:uiPriority="52"/>
+    <w:lsdException w:name="List Table 1 Light" w:uiPriority="46"/>
+    <w:lsdException w:name="List Table 2" w:uiPriority="47"/>
+    <w:lsdException w:name="List Table 3" w:uiPriority="48"/>
+    <w:lsdException w:name="List Table 4" w:uiPriority="49"/>
+    <w:lsdException w:name="List Table 5 Dark" w:uiPriority="50"/>
+    <w:lsdException w:name="List Table 6 Colorful" w:uiPriority="51"/>
+    <w:lsdException w:name="List Table 7 Colorful" w:uiPriority="52"/>
+    <w:lsdException w:name="List Table 1 Light Accent 1" w:uiPriority="46"/>
+    <w:lsdException w:name="List Table 2 Accent 1" w:uiPriority="47"/>
+    <w:lsdException w:name="List Table 3 Accent 1" w:uiPriority="48"/>
+    <w:lsdException w:name="List Table 4 Accent 1" w:uiPriority="49"/>
+    <w:lsdException w:name="List Table 5 Dark Accent 1" w:uiPriority="50"/>
+    <w:lsdException w:name="List Table 6 Colorful Accent 1" w:uiPriority="51"/>
+    <w:lsdException w:name="List Table 7 Colorful Accent 1" w:uiPriority="52"/>
+    <w:lsdException w:name="List Table 1 Light Accent 2" w:uiPriority="46"/>
+    <w:lsdException w:name="List Table 2 Accent 2" w:uiPriority="47"/>
+    <w:lsdException w:name="List Table 3 Accent 2" w:uiPriority="48"/>
+    <w:lsdException w:name="List Table 4 Accent 2" w:uiPriority="49"/>
+    <w:lsdException w:name="List Table 5 Dark Accent 2" w:uiPriority="50"/>
+    <w:lsdException w:name="List Table 6 Colorful Accent 2" w:uiPriority="51"/>
+    <w:lsdException w:name="List Table 7 Colorful Accent 2" w:uiPriority="52"/>
+    <w:lsdException w:name="List Table 1 Light Accent 3" w:uiPriority="46"/>
+    <w:lsdException w:name="List Table 2 Accent 3" w:uiPriority="47"/>
+    <w:lsdException w:name="List Table 3 Accent 3" w:uiPriority="48"/>
+    <w:lsdException w:name="List Table 4 Accent 3" w:uiPriority="49"/>
+    <w:lsdException w:name="List Table 5 Dark Accent 3" w:uiPriority="50"/>
+    <w:lsdException w:name="List Table 6 Colorful Accent 3" w:uiPriority="51"/>
+    <w:lsdException w:name="List Table 7 Colorful Accent 3" w:uiPriority="52"/>
+    <w:lsdException w:name="List Table 1 Light Accent 4" w:uiPriority="46"/>
+    <w:lsdException w:name="List Table 2 Accent 4" w:uiPriority="47"/>
+    <w:lsdException w:name="List Table 3 Accent 4" w:uiPriority="48"/>
+    <w:lsdException w:name="List Table 4 Accent 4" w:uiPriority="49"/>
+    <w:lsdException w:name="List Table 5 Dark Accent 4" w:uiPriority="50"/>
+    <w:lsdException w:name="List Table 6 Colorful Accent 4" w:uiPriority="51"/>
+    <w:lsdException w:name="List Table 7 Colorful Accent 4" w:uiPriority="52"/>
+    <w:lsdException w:name="List Table 1 Light Accent 5" w:uiPriority="46"/>
+    <w:lsdException w:name="List Table 2 Accent 5" w:uiPriority="47"/>
+    <w:lsdException w:name="List Table 3 Accent 5" w:uiPriority="48"/>
+    <w:lsdException w:name="List Table 4 Accent 5" w:uiPriority="49"/>
+    <w:lsdException w:name="List Table 5 Dark Accent 5" w:uiPriority="50"/>
+    <w:lsdException w:name="List Table 6 Colorful Accent 5" w:uiPriority="51"/>
+    <w:lsdException w:name="List Table 7 Colorful Accent 5" w:uiPriority="52"/>
+    <w:lsdException w:name="List Table 1 Light Accent 6" w:uiPriority="46"/>
+    <w:lsdException w:name="List Table 2 Accent 6" w:uiPriority="47"/>
+    <w:lsdException w:name="List Table 3 Accent 6" w:uiPriority="48"/>
+    <w:lsdException w:name="List Table 4 Accent 6" w:uiPriority="49"/>
+    <w:lsdException w:name="List Table 5 Dark Accent 6" w:uiPriority="50"/>
+    <w:lsdException w:name="List Table 6 Colorful Accent 6" w:uiPriority="51"/>
+    <w:lsdException w:name="List Table 7 Colorful Accent 6" w:uiPriority="52"/>
+    <w:lsdException w:name="Mention" w:semiHidden="1" w:unhideWhenUsed="1"/>
+    <w:lsdException w:name="Smart Hyperlink" w:semiHidden="1" w:unhideWhenUsed="1"/>
+    <w:lsdException w:name="Hashtag" w:semiHidden="1" w:unhideWhenUsed="1"/>
+    <w:lsdException w:name="Unresolved Mention" w:semiHidden="1" w:unhideWhenUsed="1"/>
+    <w:lsdException w:name="Smart Link" w:semiHidden="1" w:unhideWhenUsed="1"/>
+  </w:latentStyles>
+  <w:style w:type="paragraph" w:default="1" w:styleId="Normal">
+    <w:name w:val="Normal"/>
+    <w:qFormat/>
   </w:style>
   <w:style w:type="paragraph" w:styleId="Heading1">
     <w:name w:val="heading 1"/>
     <w:basedOn w:val="Normal"/>
     <w:next w:val="Normal"/>
+    <w:uiPriority w:val="9"/>
+    <w:qFormat/>
     <w:pPr>
-      <w:keepNext w:val="1"/>
-      <w:keepLines w:val="1"/>
-      <w:pageBreakBefore w:val="0"/>
-      <w:spacing w:after="120" w:before="400" w:lineRule="auto"/>
+      <w:keepNext/>
+      <w:keepLines/>
+      <w:spacing w:before="400" w:after="120"/>
+      <w:outlineLvl w:val="0"/>
     </w:pPr>
     <w:rPr>
       <w:sz w:val="40"/>
@@ -1976,15 +1871,16 @@
     <w:name w:val="heading 2"/>
     <w:basedOn w:val="Normal"/>
     <w:next w:val="Normal"/>
+    <w:uiPriority w:val="9"/>
+    <w:unhideWhenUsed/>
+    <w:qFormat/>
     <w:pPr>
-      <w:keepNext w:val="1"/>
-      <w:keepLines w:val="1"/>
-      <w:pageBreakBefore w:val="0"/>
-      <w:spacing w:after="120" w:before="360" w:lineRule="auto"/>
+      <w:keepNext/>
+      <w:keepLines/>
+      <w:spacing w:before="360" w:after="120"/>
+      <w:outlineLvl w:val="1"/>
     </w:pPr>
     <w:rPr>
-      <w:b w:val="0"/>
-      <w:bCs w:val="0"/>
       <w:sz w:val="32"/>
       <w:szCs w:val="32"/>
     </w:rPr>
@@ -1993,15 +1889,16 @@
     <w:name w:val="heading 3"/>
     <w:basedOn w:val="Normal"/>
     <w:next w:val="Normal"/>
+    <w:uiPriority w:val="9"/>
+    <w:unhideWhenUsed/>
+    <w:qFormat/>
     <w:pPr>
-      <w:keepNext w:val="1"/>
-      <w:keepLines w:val="1"/>
-      <w:pageBreakBefore w:val="0"/>
-      <w:spacing w:after="80" w:before="320" w:lineRule="auto"/>
+      <w:keepNext/>
+      <w:keepLines/>
+      <w:spacing w:before="320" w:after="80"/>
+      <w:outlineLvl w:val="2"/>
     </w:pPr>
     <w:rPr>
-      <w:b w:val="0"/>
-      <w:bCs w:val="0"/>
       <w:color w:val="434343"/>
       <w:sz w:val="28"/>
       <w:szCs w:val="28"/>
@@ -2011,11 +1908,14 @@
     <w:name w:val="heading 4"/>
     <w:basedOn w:val="Normal"/>
     <w:next w:val="Normal"/>
+    <w:uiPriority w:val="9"/>
+    <w:unhideWhenUsed/>
+    <w:qFormat/>
     <w:pPr>
-      <w:keepNext w:val="1"/>
-      <w:keepLines w:val="1"/>
-      <w:pageBreakBefore w:val="0"/>
-      <w:spacing w:after="80" w:before="280" w:lineRule="auto"/>
+      <w:keepNext/>
+      <w:keepLines/>
+      <w:spacing w:before="280" w:after="80"/>
+      <w:outlineLvl w:val="3"/>
     </w:pPr>
     <w:rPr>
       <w:color w:val="666666"/>
@@ -2027,45 +1927,88 @@
     <w:name w:val="heading 5"/>
     <w:basedOn w:val="Normal"/>
     <w:next w:val="Normal"/>
+    <w:uiPriority w:val="9"/>
+    <w:semiHidden/>
+    <w:unhideWhenUsed/>
+    <w:qFormat/>
     <w:pPr>
-      <w:keepNext w:val="1"/>
-      <w:keepLines w:val="1"/>
-      <w:pageBreakBefore w:val="0"/>
-      <w:spacing w:after="80" w:before="240" w:lineRule="auto"/>
+      <w:keepNext/>
+      <w:keepLines/>
+      <w:spacing w:before="240" w:after="80"/>
+      <w:outlineLvl w:val="4"/>
     </w:pPr>
     <w:rPr>
       <w:color w:val="666666"/>
-      <w:sz w:val="22"/>
-      <w:szCs w:val="22"/>
     </w:rPr>
   </w:style>
   <w:style w:type="paragraph" w:styleId="Heading6">
     <w:name w:val="heading 6"/>
     <w:basedOn w:val="Normal"/>
     <w:next w:val="Normal"/>
+    <w:uiPriority w:val="9"/>
+    <w:semiHidden/>
+    <w:unhideWhenUsed/>
+    <w:qFormat/>
     <w:pPr>
-      <w:keepNext w:val="1"/>
-      <w:keepLines w:val="1"/>
-      <w:pageBreakBefore w:val="0"/>
-      <w:spacing w:after="80" w:before="240" w:lineRule="auto"/>
+      <w:keepNext/>
+      <w:keepLines/>
+      <w:spacing w:before="240" w:after="80"/>
+      <w:outlineLvl w:val="5"/>
     </w:pPr>
     <w:rPr>
-      <w:i w:val="1"/>
-      <w:iCs w:val="1"/>
+      <w:i/>
+      <w:iCs/>
       <w:color w:val="666666"/>
-      <w:sz w:val="22"/>
-      <w:szCs w:val="22"/>
     </w:rPr>
+  </w:style>
+  <w:style w:type="character" w:default="1" w:styleId="DefaultParagraphFont">
+    <w:name w:val="Default Paragraph Font"/>
+    <w:uiPriority w:val="1"/>
+    <w:semiHidden/>
+    <w:unhideWhenUsed/>
+  </w:style>
+  <w:style w:type="table" w:default="1" w:styleId="TableNormal">
+    <w:name w:val="Normal Table"/>
+    <w:uiPriority w:val="99"/>
+    <w:semiHidden/>
+    <w:unhideWhenUsed/>
+    <w:tblPr>
+      <w:tblInd w:w="0" w:type="dxa"/>
+      <w:tblCellMar>
+        <w:top w:w="0" w:type="dxa"/>
+        <w:left w:w="108" w:type="dxa"/>
+        <w:bottom w:w="0" w:type="dxa"/>
+        <w:right w:w="108" w:type="dxa"/>
+      </w:tblCellMar>
+    </w:tblPr>
+  </w:style>
+  <w:style w:type="numbering" w:default="1" w:styleId="NoList">
+    <w:name w:val="No List"/>
+    <w:uiPriority w:val="99"/>
+    <w:semiHidden/>
+    <w:unhideWhenUsed/>
+  </w:style>
+  <w:style w:type="table" w:customStyle="1" w:styleId="TableNormal0">
+    <w:name w:val="TableNormal"/>
+    <w:tblPr>
+      <w:tblCellMar>
+        <w:top w:w="100" w:type="dxa"/>
+        <w:left w:w="100" w:type="dxa"/>
+        <w:bottom w:w="100" w:type="dxa"/>
+        <w:right w:w="100" w:type="dxa"/>
+      </w:tblCellMar>
+    </w:tblPr>
   </w:style>
   <w:style w:type="paragraph" w:styleId="Title">
     <w:name w:val="Title"/>
     <w:basedOn w:val="Normal"/>
     <w:next w:val="Normal"/>
+    <w:uiPriority w:val="10"/>
+    <w:qFormat/>
     <w:pPr>
-      <w:keepNext w:val="1"/>
-      <w:keepLines w:val="1"/>
-      <w:pageBreakBefore w:val="0"/>
-      <w:spacing w:after="60" w:before="0" w:lineRule="auto"/>
+      <w:keepNext/>
+      <w:keepLines/>
+      <w:spacing w:after="60"/>
     </w:pPr>
     <w:rPr>
       <w:sz w:val="52"/>
@@ -2076,16 +2019,14 @@
     <w:name w:val="Subtitle"/>
     <w:basedOn w:val="Normal"/>
     <w:next w:val="Normal"/>
+    <w:uiPriority w:val="11"/>
+    <w:qFormat/>
     <w:pPr>
-      <w:keepNext w:val="1"/>
-      <w:keepLines w:val="1"/>
-      <w:pageBreakBefore w:val="0"/>
-      <w:spacing w:after="320" w:before="0" w:lineRule="auto"/>
+      <w:keepNext/>
+      <w:keepLines/>
+      <w:spacing w:after="320"/>
     </w:pPr>
     <w:rPr>
-      <w:rFonts w:ascii="Arial" w:cs="Arial" w:eastAsia="Arial" w:hAnsi="Arial"/>
-      <w:i w:val="0"/>
-      <w:iCs w:val="0"/>
       <w:color w:val="666666"/>
       <w:sz w:val="30"/>
       <w:szCs w:val="30"/>
